--- a/需求分析.docx
+++ b/需求分析.docx
@@ -5778,7 +5778,16 @@
               </w:rPr>
             </w:pPr>
             <w:r>
-              <w:t>宣讲会状态（0-待审，1-已发布，2-已结束，3-已取消）</w:t>
+              <w:t>宣讲会状态（0-待审，1-已发布，2-已结束，3-已取消</w:t>
+            </w:r>
+            <w:r>
+              <w:rPr>
+                <w:rFonts w:hint="eastAsia"/>
+              </w:rPr>
+              <w:t>，4-已打回</w:t>
+            </w:r>
+            <w:r>
+              <w:t>）</w:t>
             </w:r>
           </w:p>
         </w:tc>
@@ -8404,8 +8413,20 @@
         </w:rPr>
       </w:pPr>
     </w:p>
-    <w:p/>
-    <w:p/>
+    <w:p>
+      <w:pPr>
+        <w:rPr>
+          <w:rFonts w:hint="eastAsia"/>
+        </w:rPr>
+      </w:pPr>
+    </w:p>
+    <w:p>
+      <w:pPr>
+        <w:rPr>
+          <w:rFonts w:hint="eastAsia"/>
+        </w:rPr>
+      </w:pPr>
+    </w:p>
     <w:p>
       <w:pPr>
         <w:rPr>
@@ -8420,6 +8441,9 @@
           <w:ilvl w:val="0"/>
           <w:numId w:val="13"/>
         </w:numPr>
+        <w:rPr>
+          <w:rFonts w:hint="eastAsia"/>
+        </w:rPr>
       </w:pPr>
       <w:r>
         <w:t>学生表 (student)</w:t>
@@ -8458,7 +8482,7 @@
           <w:p>
             <w:pPr>
               <w:rPr>
-                <w:rFonts w:ascii="Arial" w:hAnsi="Arial" w:cs="Arial" w:hint="eastAsia"/>
+                <w:rFonts w:ascii="Arial" w:hAnsi="Arial" w:cs="Arial"/>
               </w:rPr>
             </w:pPr>
             <w:r>
@@ -8489,6 +8513,11 @@
             <w:tcW w:w="2844" w:type="dxa"/>
           </w:tcPr>
           <w:p>
+            <w:pPr>
+              <w:rPr>
+                <w:rFonts w:hint="eastAsia"/>
+              </w:rPr>
+            </w:pPr>
             <w:r>
               <w:t>约束</w:t>
             </w:r>
@@ -8499,6 +8528,11 @@
             <w:tcW w:w="2364" w:type="dxa"/>
           </w:tcPr>
           <w:p>
+            <w:pPr>
+              <w:rPr>
+                <w:rFonts w:hint="eastAsia"/>
+              </w:rPr>
+            </w:pPr>
             <w:r>
               <w:t>备注</w:t>
             </w:r>
@@ -8514,6 +8548,11 @@
             <w:tcW w:w="2364" w:type="dxa"/>
           </w:tcPr>
           <w:p>
+            <w:pPr>
+              <w:rPr>
+                <w:rFonts w:hint="eastAsia"/>
+              </w:rPr>
+            </w:pPr>
             <w:proofErr w:type="spellStart"/>
             <w:r>
               <w:t>student_id</w:t>
@@ -8526,6 +8565,11 @@
             <w:tcW w:w="1884" w:type="dxa"/>
           </w:tcPr>
           <w:p>
+            <w:pPr>
+              <w:rPr>
+                <w:rFonts w:hint="eastAsia"/>
+              </w:rPr>
+            </w:pPr>
             <w:r>
               <w:rPr>
                 <w:rFonts w:hint="eastAsia"/>
@@ -8539,6 +8583,11 @@
             <w:tcW w:w="2844" w:type="dxa"/>
           </w:tcPr>
           <w:p>
+            <w:pPr>
+              <w:rPr>
+                <w:rFonts w:hint="eastAsia"/>
+              </w:rPr>
+            </w:pPr>
             <w:r>
               <w:t>PRIMARY KEY, AUTO_INCREMENT</w:t>
             </w:r>
@@ -8549,6 +8598,11 @@
             <w:tcW w:w="2364" w:type="dxa"/>
           </w:tcPr>
           <w:p>
+            <w:pPr>
+              <w:rPr>
+                <w:rFonts w:hint="eastAsia"/>
+              </w:rPr>
+            </w:pPr>
             <w:r>
               <w:t>主键，学生唯一ID</w:t>
             </w:r>
@@ -8564,6 +8618,11 @@
             <w:tcW w:w="2364" w:type="dxa"/>
           </w:tcPr>
           <w:p>
+            <w:pPr>
+              <w:rPr>
+                <w:rFonts w:hint="eastAsia"/>
+              </w:rPr>
+            </w:pPr>
             <w:proofErr w:type="spellStart"/>
             <w:r>
               <w:t>student_name</w:t>
@@ -8576,6 +8635,11 @@
             <w:tcW w:w="1884" w:type="dxa"/>
           </w:tcPr>
           <w:p>
+            <w:pPr>
+              <w:rPr>
+                <w:rFonts w:hint="eastAsia"/>
+              </w:rPr>
+            </w:pPr>
             <w:r>
               <w:t>VARCHAR(50)</w:t>
             </w:r>
@@ -8586,6 +8650,11 @@
             <w:tcW w:w="2844" w:type="dxa"/>
           </w:tcPr>
           <w:p>
+            <w:pPr>
+              <w:rPr>
+                <w:rFonts w:hint="eastAsia"/>
+              </w:rPr>
+            </w:pPr>
             <w:r>
               <w:t>NOT NULL</w:t>
             </w:r>
@@ -8596,6 +8665,11 @@
             <w:tcW w:w="2364" w:type="dxa"/>
           </w:tcPr>
           <w:p>
+            <w:pPr>
+              <w:rPr>
+                <w:rFonts w:hint="eastAsia"/>
+              </w:rPr>
+            </w:pPr>
             <w:r>
               <w:t>学生真实姓名</w:t>
             </w:r>
@@ -8611,6 +8685,11 @@
             <w:tcW w:w="2364" w:type="dxa"/>
           </w:tcPr>
           <w:p>
+            <w:pPr>
+              <w:rPr>
+                <w:rFonts w:hint="eastAsia"/>
+              </w:rPr>
+            </w:pPr>
             <w:proofErr w:type="spellStart"/>
             <w:r>
               <w:t>student_no</w:t>
@@ -8623,6 +8702,11 @@
             <w:tcW w:w="1884" w:type="dxa"/>
           </w:tcPr>
           <w:p>
+            <w:pPr>
+              <w:rPr>
+                <w:rFonts w:hint="eastAsia"/>
+              </w:rPr>
+            </w:pPr>
             <w:r>
               <w:t>VARCHAR(20)</w:t>
             </w:r>
@@ -8633,6 +8717,11 @@
             <w:tcW w:w="2844" w:type="dxa"/>
           </w:tcPr>
           <w:p>
+            <w:pPr>
+              <w:rPr>
+                <w:rFonts w:hint="eastAsia"/>
+              </w:rPr>
+            </w:pPr>
             <w:r>
               <w:t>UNIQUE, NOT NULL</w:t>
             </w:r>
@@ -8643,6 +8732,11 @@
             <w:tcW w:w="2364" w:type="dxa"/>
           </w:tcPr>
           <w:p>
+            <w:pPr>
+              <w:rPr>
+                <w:rFonts w:hint="eastAsia"/>
+              </w:rPr>
+            </w:pPr>
             <w:r>
               <w:t>学号（通常作为登录账号）</w:t>
             </w:r>
@@ -8658,6 +8752,11 @@
             <w:tcW w:w="2364" w:type="dxa"/>
           </w:tcPr>
           <w:p>
+            <w:pPr>
+              <w:rPr>
+                <w:rFonts w:hint="eastAsia"/>
+              </w:rPr>
+            </w:pPr>
             <w:r>
               <w:t>password</w:t>
             </w:r>
@@ -8668,6 +8767,11 @@
             <w:tcW w:w="1884" w:type="dxa"/>
           </w:tcPr>
           <w:p>
+            <w:pPr>
+              <w:rPr>
+                <w:rFonts w:hint="eastAsia"/>
+              </w:rPr>
+            </w:pPr>
             <w:r>
               <w:t>VARCHAR(255)</w:t>
             </w:r>
@@ -8678,6 +8782,11 @@
             <w:tcW w:w="2844" w:type="dxa"/>
           </w:tcPr>
           <w:p>
+            <w:pPr>
+              <w:rPr>
+                <w:rFonts w:hint="eastAsia"/>
+              </w:rPr>
+            </w:pPr>
             <w:r>
               <w:t>NOT NULL</w:t>
             </w:r>
@@ -8688,6 +8797,11 @@
             <w:tcW w:w="2364" w:type="dxa"/>
           </w:tcPr>
           <w:p>
+            <w:pPr>
+              <w:rPr>
+                <w:rFonts w:hint="eastAsia"/>
+              </w:rPr>
+            </w:pPr>
             <w:r>
               <w:t>登录密码（需加密存储）</w:t>
             </w:r>
@@ -8703,6 +8817,11 @@
             <w:tcW w:w="2364" w:type="dxa"/>
           </w:tcPr>
           <w:p>
+            <w:pPr>
+              <w:rPr>
+                <w:rFonts w:hint="eastAsia"/>
+              </w:rPr>
+            </w:pPr>
             <w:r>
               <w:t>phone</w:t>
             </w:r>
@@ -8713,6 +8832,11 @@
             <w:tcW w:w="1884" w:type="dxa"/>
           </w:tcPr>
           <w:p>
+            <w:pPr>
+              <w:rPr>
+                <w:rFonts w:hint="eastAsia"/>
+              </w:rPr>
+            </w:pPr>
             <w:r>
               <w:t>VARCHAR(20)</w:t>
             </w:r>
@@ -8723,6 +8847,11 @@
             <w:tcW w:w="2844" w:type="dxa"/>
           </w:tcPr>
           <w:p>
+            <w:pPr>
+              <w:rPr>
+                <w:rFonts w:hint="eastAsia"/>
+              </w:rPr>
+            </w:pPr>
             <w:r>
               <w:t>DEFAULT NULL</w:t>
             </w:r>
@@ -8733,6 +8862,11 @@
             <w:tcW w:w="2364" w:type="dxa"/>
           </w:tcPr>
           <w:p>
+            <w:pPr>
+              <w:rPr>
+                <w:rFonts w:hint="eastAsia"/>
+              </w:rPr>
+            </w:pPr>
             <w:r>
               <w:t>手机号</w:t>
             </w:r>
@@ -8748,6 +8882,11 @@
             <w:tcW w:w="2364" w:type="dxa"/>
           </w:tcPr>
           <w:p>
+            <w:pPr>
+              <w:rPr>
+                <w:rFonts w:hint="eastAsia"/>
+              </w:rPr>
+            </w:pPr>
             <w:r>
               <w:t>gender</w:t>
             </w:r>
@@ -8758,6 +8897,11 @@
             <w:tcW w:w="1884" w:type="dxa"/>
           </w:tcPr>
           <w:p>
+            <w:pPr>
+              <w:rPr>
+                <w:rFonts w:hint="eastAsia"/>
+              </w:rPr>
+            </w:pPr>
             <w:r>
               <w:t>TINYINT</w:t>
             </w:r>
@@ -8768,6 +8912,11 @@
             <w:tcW w:w="2844" w:type="dxa"/>
           </w:tcPr>
           <w:p>
+            <w:pPr>
+              <w:rPr>
+                <w:rFonts w:hint="eastAsia"/>
+              </w:rPr>
+            </w:pPr>
             <w:r>
               <w:t>DEFAULT NULL</w:t>
             </w:r>
@@ -8778,6 +8927,11 @@
             <w:tcW w:w="2364" w:type="dxa"/>
           </w:tcPr>
           <w:p>
+            <w:pPr>
+              <w:rPr>
+                <w:rFonts w:hint="eastAsia"/>
+              </w:rPr>
+            </w:pPr>
             <w:r>
               <w:t>性别（如：0-女，1-男）</w:t>
             </w:r>
@@ -8793,6 +8947,11 @@
             <w:tcW w:w="2364" w:type="dxa"/>
           </w:tcPr>
           <w:p>
+            <w:pPr>
+              <w:rPr>
+                <w:rFonts w:hint="eastAsia"/>
+              </w:rPr>
+            </w:pPr>
             <w:r>
               <w:t>major</w:t>
             </w:r>
@@ -8803,6 +8962,11 @@
             <w:tcW w:w="1884" w:type="dxa"/>
           </w:tcPr>
           <w:p>
+            <w:pPr>
+              <w:rPr>
+                <w:rFonts w:hint="eastAsia"/>
+              </w:rPr>
+            </w:pPr>
             <w:r>
               <w:t>VARCHAR(100)</w:t>
             </w:r>
@@ -8813,6 +8977,11 @@
             <w:tcW w:w="2844" w:type="dxa"/>
           </w:tcPr>
           <w:p>
+            <w:pPr>
+              <w:rPr>
+                <w:rFonts w:hint="eastAsia"/>
+              </w:rPr>
+            </w:pPr>
             <w:r>
               <w:t>DEFAULT NULL</w:t>
             </w:r>
@@ -8823,6 +8992,11 @@
             <w:tcW w:w="2364" w:type="dxa"/>
           </w:tcPr>
           <w:p>
+            <w:pPr>
+              <w:rPr>
+                <w:rFonts w:hint="eastAsia"/>
+              </w:rPr>
+            </w:pPr>
             <w:r>
               <w:t>所属专业</w:t>
             </w:r>
@@ -8838,6 +9012,11 @@
             <w:tcW w:w="2364" w:type="dxa"/>
           </w:tcPr>
           <w:p>
+            <w:pPr>
+              <w:rPr>
+                <w:rFonts w:hint="eastAsia"/>
+              </w:rPr>
+            </w:pPr>
             <w:r>
               <w:t>grade</w:t>
             </w:r>
@@ -8848,6 +9027,11 @@
             <w:tcW w:w="1884" w:type="dxa"/>
           </w:tcPr>
           <w:p>
+            <w:pPr>
+              <w:rPr>
+                <w:rFonts w:hint="eastAsia"/>
+              </w:rPr>
+            </w:pPr>
             <w:r>
               <w:t>VARCHAR(20)</w:t>
             </w:r>
@@ -8858,6 +9042,11 @@
             <w:tcW w:w="2844" w:type="dxa"/>
           </w:tcPr>
           <w:p>
+            <w:pPr>
+              <w:rPr>
+                <w:rFonts w:hint="eastAsia"/>
+              </w:rPr>
+            </w:pPr>
             <w:r>
               <w:t>DEFAULT NULL</w:t>
             </w:r>
@@ -8868,6 +9057,11 @@
             <w:tcW w:w="2364" w:type="dxa"/>
           </w:tcPr>
           <w:p>
+            <w:pPr>
+              <w:rPr>
+                <w:rFonts w:hint="eastAsia"/>
+              </w:rPr>
+            </w:pPr>
             <w:r>
               <w:rPr>
                 <w:rFonts w:hint="eastAsia"/>
@@ -8886,6 +9080,11 @@
             <w:tcW w:w="2364" w:type="dxa"/>
           </w:tcPr>
           <w:p>
+            <w:pPr>
+              <w:rPr>
+                <w:rFonts w:hint="eastAsia"/>
+              </w:rPr>
+            </w:pPr>
             <w:r>
               <w:t>college</w:t>
             </w:r>
@@ -8896,6 +9095,11 @@
             <w:tcW w:w="1884" w:type="dxa"/>
           </w:tcPr>
           <w:p>
+            <w:pPr>
+              <w:rPr>
+                <w:rFonts w:hint="eastAsia"/>
+              </w:rPr>
+            </w:pPr>
             <w:r>
               <w:t>VARCHAR(100)</w:t>
             </w:r>
@@ -8906,6 +9110,11 @@
             <w:tcW w:w="2844" w:type="dxa"/>
           </w:tcPr>
           <w:p>
+            <w:pPr>
+              <w:rPr>
+                <w:rFonts w:hint="eastAsia"/>
+              </w:rPr>
+            </w:pPr>
             <w:r>
               <w:t>DEFAULT NULL</w:t>
             </w:r>
@@ -8916,6 +9125,11 @@
             <w:tcW w:w="2364" w:type="dxa"/>
           </w:tcPr>
           <w:p>
+            <w:pPr>
+              <w:rPr>
+                <w:rFonts w:hint="eastAsia"/>
+              </w:rPr>
+            </w:pPr>
             <w:r>
               <w:t>所属学院</w:t>
             </w:r>
@@ -8931,6 +9145,11 @@
             <w:tcW w:w="2364" w:type="dxa"/>
           </w:tcPr>
           <w:p>
+            <w:pPr>
+              <w:rPr>
+                <w:rFonts w:hint="eastAsia"/>
+              </w:rPr>
+            </w:pPr>
             <w:r>
               <w:t>status</w:t>
             </w:r>
@@ -8941,6 +9160,11 @@
             <w:tcW w:w="1884" w:type="dxa"/>
           </w:tcPr>
           <w:p>
+            <w:pPr>
+              <w:rPr>
+                <w:rFonts w:hint="eastAsia"/>
+              </w:rPr>
+            </w:pPr>
             <w:r>
               <w:t>TINYINT</w:t>
             </w:r>
@@ -8951,6 +9175,11 @@
             <w:tcW w:w="2844" w:type="dxa"/>
           </w:tcPr>
           <w:p>
+            <w:pPr>
+              <w:rPr>
+                <w:rFonts w:hint="eastAsia"/>
+              </w:rPr>
+            </w:pPr>
             <w:r>
               <w:t>DEFAULT 1</w:t>
             </w:r>
@@ -8961,6 +9190,11 @@
             <w:tcW w:w="2364" w:type="dxa"/>
           </w:tcPr>
           <w:p>
+            <w:pPr>
+              <w:rPr>
+                <w:rFonts w:hint="eastAsia"/>
+              </w:rPr>
+            </w:pPr>
             <w:r>
               <w:t>账号状态（如：1-正常，0-禁用）</w:t>
             </w:r>
@@ -8968,9 +9202,27 @@
         </w:tc>
       </w:tr>
     </w:tbl>
-    <w:p/>
-    <w:p/>
-    <w:p/>
+    <w:p>
+      <w:pPr>
+        <w:rPr>
+          <w:rFonts w:hint="eastAsia"/>
+        </w:rPr>
+      </w:pPr>
+    </w:p>
+    <w:p>
+      <w:pPr>
+        <w:rPr>
+          <w:rFonts w:hint="eastAsia"/>
+        </w:rPr>
+      </w:pPr>
+    </w:p>
+    <w:p>
+      <w:pPr>
+        <w:rPr>
+          <w:rFonts w:hint="eastAsia"/>
+        </w:rPr>
+      </w:pPr>
+    </w:p>
     <w:p>
       <w:pPr>
         <w:rPr>
@@ -8985,6 +9237,9 @@
           <w:ilvl w:val="0"/>
           <w:numId w:val="13"/>
         </w:numPr>
+        <w:rPr>
+          <w:rFonts w:hint="eastAsia"/>
+        </w:rPr>
       </w:pPr>
       <w:r>
         <w:rPr>
@@ -8994,6 +9249,11 @@
       </w:r>
     </w:p>
     <w:p>
+      <w:pPr>
+        <w:rPr>
+          <w:rFonts w:hint="eastAsia"/>
+        </w:rPr>
+      </w:pPr>
       <w:r>
         <w:t>用于存储发布宣讲会的企业资质信息与审核状态 。</w:t>
       </w:r>
@@ -9021,7 +9281,7 @@
           <w:p>
             <w:pPr>
               <w:rPr>
-                <w:rFonts w:ascii="Arial" w:hAnsi="Arial" w:cs="Arial" w:hint="eastAsia"/>
+                <w:rFonts w:ascii="Arial" w:hAnsi="Arial" w:cs="Arial"/>
               </w:rPr>
             </w:pPr>
             <w:r>
@@ -9052,6 +9312,11 @@
             <w:tcW w:w="2378" w:type="dxa"/>
           </w:tcPr>
           <w:p>
+            <w:pPr>
+              <w:rPr>
+                <w:rFonts w:hint="eastAsia"/>
+              </w:rPr>
+            </w:pPr>
             <w:r>
               <w:t>约束</w:t>
             </w:r>
@@ -9062,6 +9327,11 @@
             <w:tcW w:w="2356" w:type="dxa"/>
           </w:tcPr>
           <w:p>
+            <w:pPr>
+              <w:rPr>
+                <w:rFonts w:hint="eastAsia"/>
+              </w:rPr>
+            </w:pPr>
             <w:r>
               <w:t>备注</w:t>
             </w:r>
@@ -9077,6 +9347,11 @@
             <w:tcW w:w="2362" w:type="dxa"/>
           </w:tcPr>
           <w:p>
+            <w:pPr>
+              <w:rPr>
+                <w:rFonts w:hint="eastAsia"/>
+              </w:rPr>
+            </w:pPr>
             <w:proofErr w:type="spellStart"/>
             <w:r>
               <w:rPr>
@@ -9092,6 +9367,11 @@
             <w:tcW w:w="2360" w:type="dxa"/>
           </w:tcPr>
           <w:p>
+            <w:pPr>
+              <w:rPr>
+                <w:rFonts w:hint="eastAsia"/>
+              </w:rPr>
+            </w:pPr>
             <w:r>
               <w:rPr>
                 <w:rFonts w:hint="eastAsia"/>
@@ -9105,6 +9385,11 @@
             <w:tcW w:w="2378" w:type="dxa"/>
           </w:tcPr>
           <w:p>
+            <w:pPr>
+              <w:rPr>
+                <w:rFonts w:hint="eastAsia"/>
+              </w:rPr>
+            </w:pPr>
             <w:r>
               <w:rPr>
                 <w:rFonts w:hint="eastAsia"/>
@@ -9118,6 +9403,11 @@
             <w:tcW w:w="2356" w:type="dxa"/>
           </w:tcPr>
           <w:p>
+            <w:pPr>
+              <w:rPr>
+                <w:rFonts w:hint="eastAsia"/>
+              </w:rPr>
+            </w:pPr>
             <w:r>
               <w:rPr>
                 <w:rFonts w:hint="eastAsia"/>
@@ -9136,6 +9426,11 @@
             <w:tcW w:w="2362" w:type="dxa"/>
           </w:tcPr>
           <w:p>
+            <w:pPr>
+              <w:rPr>
+                <w:rFonts w:hint="eastAsia"/>
+              </w:rPr>
+            </w:pPr>
             <w:proofErr w:type="spellStart"/>
             <w:r>
               <w:rPr>
@@ -9151,6 +9446,11 @@
             <w:tcW w:w="2360" w:type="dxa"/>
           </w:tcPr>
           <w:p>
+            <w:pPr>
+              <w:rPr>
+                <w:rFonts w:hint="eastAsia"/>
+              </w:rPr>
+            </w:pPr>
             <w:r>
               <w:rPr>
                 <w:rFonts w:hint="eastAsia"/>
@@ -9164,6 +9464,11 @@
             <w:tcW w:w="2378" w:type="dxa"/>
           </w:tcPr>
           <w:p>
+            <w:pPr>
+              <w:rPr>
+                <w:rFonts w:hint="eastAsia"/>
+              </w:rPr>
+            </w:pPr>
             <w:r>
               <w:rPr>
                 <w:rFonts w:hint="eastAsia"/>
@@ -9177,6 +9482,11 @@
             <w:tcW w:w="2356" w:type="dxa"/>
           </w:tcPr>
           <w:p>
+            <w:pPr>
+              <w:rPr>
+                <w:rFonts w:hint="eastAsia"/>
+              </w:rPr>
+            </w:pPr>
             <w:r>
               <w:rPr>
                 <w:rFonts w:hint="eastAsia"/>
@@ -9195,6 +9505,11 @@
             <w:tcW w:w="2362" w:type="dxa"/>
           </w:tcPr>
           <w:p>
+            <w:pPr>
+              <w:rPr>
+                <w:rFonts w:hint="eastAsia"/>
+              </w:rPr>
+            </w:pPr>
             <w:proofErr w:type="spellStart"/>
             <w:r>
               <w:rPr>
@@ -9210,6 +9525,11 @@
             <w:tcW w:w="2360" w:type="dxa"/>
           </w:tcPr>
           <w:p>
+            <w:pPr>
+              <w:rPr>
+                <w:rFonts w:hint="eastAsia"/>
+              </w:rPr>
+            </w:pPr>
             <w:r>
               <w:rPr>
                 <w:rFonts w:hint="eastAsia"/>
@@ -9223,6 +9543,11 @@
             <w:tcW w:w="2378" w:type="dxa"/>
           </w:tcPr>
           <w:p>
+            <w:pPr>
+              <w:rPr>
+                <w:rFonts w:hint="eastAsia"/>
+              </w:rPr>
+            </w:pPr>
             <w:r>
               <w:rPr>
                 <w:rFonts w:hint="eastAsia"/>
@@ -9236,6 +9561,11 @@
             <w:tcW w:w="2356" w:type="dxa"/>
           </w:tcPr>
           <w:p>
+            <w:pPr>
+              <w:rPr>
+                <w:rFonts w:hint="eastAsia"/>
+              </w:rPr>
+            </w:pPr>
             <w:r>
               <w:rPr>
                 <w:rFonts w:hint="eastAsia"/>
@@ -9254,6 +9584,11 @@
             <w:tcW w:w="2362" w:type="dxa"/>
           </w:tcPr>
           <w:p>
+            <w:pPr>
+              <w:rPr>
+                <w:rFonts w:hint="eastAsia"/>
+              </w:rPr>
+            </w:pPr>
             <w:proofErr w:type="spellStart"/>
             <w:r>
               <w:rPr>
@@ -9269,6 +9604,11 @@
             <w:tcW w:w="2360" w:type="dxa"/>
           </w:tcPr>
           <w:p>
+            <w:pPr>
+              <w:rPr>
+                <w:rFonts w:hint="eastAsia"/>
+              </w:rPr>
+            </w:pPr>
             <w:r>
               <w:rPr>
                 <w:rFonts w:hint="eastAsia"/>
@@ -9282,6 +9622,11 @@
             <w:tcW w:w="2378" w:type="dxa"/>
           </w:tcPr>
           <w:p>
+            <w:pPr>
+              <w:rPr>
+                <w:rFonts w:hint="eastAsia"/>
+              </w:rPr>
+            </w:pPr>
             <w:r>
               <w:rPr>
                 <w:rFonts w:hint="eastAsia"/>
@@ -9295,6 +9640,11 @@
             <w:tcW w:w="2356" w:type="dxa"/>
           </w:tcPr>
           <w:p>
+            <w:pPr>
+              <w:rPr>
+                <w:rFonts w:hint="eastAsia"/>
+              </w:rPr>
+            </w:pPr>
             <w:r>
               <w:rPr>
                 <w:rFonts w:hint="eastAsia"/>
@@ -9313,6 +9663,11 @@
             <w:tcW w:w="2362" w:type="dxa"/>
           </w:tcPr>
           <w:p>
+            <w:pPr>
+              <w:rPr>
+                <w:rFonts w:hint="eastAsia"/>
+              </w:rPr>
+            </w:pPr>
             <w:r>
               <w:rPr>
                 <w:rFonts w:hint="eastAsia"/>
@@ -9326,6 +9681,11 @@
             <w:tcW w:w="2360" w:type="dxa"/>
           </w:tcPr>
           <w:p>
+            <w:pPr>
+              <w:rPr>
+                <w:rFonts w:hint="eastAsia"/>
+              </w:rPr>
+            </w:pPr>
             <w:r>
               <w:rPr>
                 <w:rFonts w:hint="eastAsia"/>
@@ -9339,6 +9699,11 @@
             <w:tcW w:w="2378" w:type="dxa"/>
           </w:tcPr>
           <w:p>
+            <w:pPr>
+              <w:rPr>
+                <w:rFonts w:hint="eastAsia"/>
+              </w:rPr>
+            </w:pPr>
             <w:r>
               <w:rPr>
                 <w:rFonts w:hint="eastAsia"/>
@@ -9352,6 +9717,11 @@
             <w:tcW w:w="2356" w:type="dxa"/>
           </w:tcPr>
           <w:p>
+            <w:pPr>
+              <w:rPr>
+                <w:rFonts w:hint="eastAsia"/>
+              </w:rPr>
+            </w:pPr>
             <w:r>
               <w:rPr>
                 <w:rFonts w:hint="eastAsia"/>
@@ -9370,6 +9740,11 @@
             <w:tcW w:w="2362" w:type="dxa"/>
           </w:tcPr>
           <w:p>
+            <w:pPr>
+              <w:rPr>
+                <w:rFonts w:hint="eastAsia"/>
+              </w:rPr>
+            </w:pPr>
             <w:proofErr w:type="spellStart"/>
             <w:r>
               <w:rPr>
@@ -9385,6 +9760,11 @@
             <w:tcW w:w="2360" w:type="dxa"/>
           </w:tcPr>
           <w:p>
+            <w:pPr>
+              <w:rPr>
+                <w:rFonts w:hint="eastAsia"/>
+              </w:rPr>
+            </w:pPr>
             <w:r>
               <w:rPr>
                 <w:rFonts w:hint="eastAsia"/>
@@ -9398,6 +9778,11 @@
             <w:tcW w:w="2378" w:type="dxa"/>
           </w:tcPr>
           <w:p>
+            <w:pPr>
+              <w:rPr>
+                <w:rFonts w:hint="eastAsia"/>
+              </w:rPr>
+            </w:pPr>
             <w:r>
               <w:rPr>
                 <w:rFonts w:hint="eastAsia"/>
@@ -9411,6 +9796,11 @@
             <w:tcW w:w="2356" w:type="dxa"/>
           </w:tcPr>
           <w:p>
+            <w:pPr>
+              <w:rPr>
+                <w:rFonts w:hint="eastAsia"/>
+              </w:rPr>
+            </w:pPr>
             <w:r>
               <w:rPr>
                 <w:rFonts w:hint="eastAsia"/>
@@ -9429,6 +9819,11 @@
             <w:tcW w:w="2362" w:type="dxa"/>
           </w:tcPr>
           <w:p>
+            <w:pPr>
+              <w:rPr>
+                <w:rFonts w:hint="eastAsia"/>
+              </w:rPr>
+            </w:pPr>
             <w:proofErr w:type="spellStart"/>
             <w:r>
               <w:rPr>
@@ -9444,6 +9839,11 @@
             <w:tcW w:w="2360" w:type="dxa"/>
           </w:tcPr>
           <w:p>
+            <w:pPr>
+              <w:rPr>
+                <w:rFonts w:hint="eastAsia"/>
+              </w:rPr>
+            </w:pPr>
             <w:r>
               <w:rPr>
                 <w:rFonts w:hint="eastAsia"/>
@@ -9457,6 +9857,11 @@
             <w:tcW w:w="2378" w:type="dxa"/>
           </w:tcPr>
           <w:p>
+            <w:pPr>
+              <w:rPr>
+                <w:rFonts w:hint="eastAsia"/>
+              </w:rPr>
+            </w:pPr>
             <w:r>
               <w:rPr>
                 <w:rFonts w:hint="eastAsia"/>
@@ -9470,6 +9875,11 @@
             <w:tcW w:w="2356" w:type="dxa"/>
           </w:tcPr>
           <w:p>
+            <w:pPr>
+              <w:rPr>
+                <w:rFonts w:hint="eastAsia"/>
+              </w:rPr>
+            </w:pPr>
             <w:r>
               <w:rPr>
                 <w:rFonts w:hint="eastAsia"/>
@@ -9488,6 +9898,11 @@
             <w:tcW w:w="2362" w:type="dxa"/>
           </w:tcPr>
           <w:p>
+            <w:pPr>
+              <w:rPr>
+                <w:rFonts w:hint="eastAsia"/>
+              </w:rPr>
+            </w:pPr>
             <w:r>
               <w:rPr>
                 <w:rFonts w:hint="eastAsia"/>
@@ -9501,6 +9916,11 @@
             <w:tcW w:w="2360" w:type="dxa"/>
           </w:tcPr>
           <w:p>
+            <w:pPr>
+              <w:rPr>
+                <w:rFonts w:hint="eastAsia"/>
+              </w:rPr>
+            </w:pPr>
             <w:r>
               <w:rPr>
                 <w:rFonts w:hint="eastAsia"/>
@@ -9514,6 +9934,11 @@
             <w:tcW w:w="2378" w:type="dxa"/>
           </w:tcPr>
           <w:p>
+            <w:pPr>
+              <w:rPr>
+                <w:rFonts w:hint="eastAsia"/>
+              </w:rPr>
+            </w:pPr>
             <w:r>
               <w:rPr>
                 <w:rFonts w:hint="eastAsia"/>
@@ -9527,6 +9952,11 @@
             <w:tcW w:w="2356" w:type="dxa"/>
           </w:tcPr>
           <w:p>
+            <w:pPr>
+              <w:rPr>
+                <w:rFonts w:hint="eastAsia"/>
+              </w:rPr>
+            </w:pPr>
             <w:r>
               <w:rPr>
                 <w:rFonts w:hint="eastAsia"/>
@@ -9545,6 +9975,11 @@
             <w:tcW w:w="2362" w:type="dxa"/>
           </w:tcPr>
           <w:p>
+            <w:pPr>
+              <w:rPr>
+                <w:rFonts w:hint="eastAsia"/>
+              </w:rPr>
+            </w:pPr>
             <w:r>
               <w:rPr>
                 <w:rFonts w:hint="eastAsia"/>
@@ -9558,6 +9993,11 @@
             <w:tcW w:w="2360" w:type="dxa"/>
           </w:tcPr>
           <w:p>
+            <w:pPr>
+              <w:rPr>
+                <w:rFonts w:hint="eastAsia"/>
+              </w:rPr>
+            </w:pPr>
             <w:r>
               <w:rPr>
                 <w:rFonts w:hint="eastAsia"/>
@@ -9571,6 +10011,11 @@
             <w:tcW w:w="2378" w:type="dxa"/>
           </w:tcPr>
           <w:p>
+            <w:pPr>
+              <w:rPr>
+                <w:rFonts w:hint="eastAsia"/>
+              </w:rPr>
+            </w:pPr>
             <w:r>
               <w:rPr>
                 <w:rFonts w:hint="eastAsia"/>
@@ -9584,6 +10029,11 @@
             <w:tcW w:w="2356" w:type="dxa"/>
           </w:tcPr>
           <w:p>
+            <w:pPr>
+              <w:rPr>
+                <w:rFonts w:hint="eastAsia"/>
+              </w:rPr>
+            </w:pPr>
             <w:r>
               <w:rPr>
                 <w:rFonts w:hint="eastAsia"/>
@@ -9602,6 +10052,11 @@
             <w:tcW w:w="2362" w:type="dxa"/>
           </w:tcPr>
           <w:p>
+            <w:pPr>
+              <w:rPr>
+                <w:rFonts w:hint="eastAsia"/>
+              </w:rPr>
+            </w:pPr>
             <w:r>
               <w:rPr>
                 <w:rFonts w:hint="eastAsia"/>
@@ -9615,6 +10070,11 @@
             <w:tcW w:w="2360" w:type="dxa"/>
           </w:tcPr>
           <w:p>
+            <w:pPr>
+              <w:rPr>
+                <w:rFonts w:hint="eastAsia"/>
+              </w:rPr>
+            </w:pPr>
             <w:r>
               <w:rPr>
                 <w:rFonts w:hint="eastAsia"/>
@@ -9628,6 +10088,11 @@
             <w:tcW w:w="2378" w:type="dxa"/>
           </w:tcPr>
           <w:p>
+            <w:pPr>
+              <w:rPr>
+                <w:rFonts w:hint="eastAsia"/>
+              </w:rPr>
+            </w:pPr>
             <w:r>
               <w:rPr>
                 <w:rFonts w:hint="eastAsia"/>
@@ -9641,6 +10106,11 @@
             <w:tcW w:w="2356" w:type="dxa"/>
           </w:tcPr>
           <w:p>
+            <w:pPr>
+              <w:rPr>
+                <w:rFonts w:hint="eastAsia"/>
+              </w:rPr>
+            </w:pPr>
             <w:r>
               <w:rPr>
                 <w:rFonts w:hint="eastAsia"/>
@@ -9659,6 +10129,11 @@
             <w:tcW w:w="2362" w:type="dxa"/>
           </w:tcPr>
           <w:p>
+            <w:pPr>
+              <w:rPr>
+                <w:rFonts w:hint="eastAsia"/>
+              </w:rPr>
+            </w:pPr>
             <w:proofErr w:type="spellStart"/>
             <w:r>
               <w:rPr>
@@ -9674,6 +10149,11 @@
             <w:tcW w:w="2360" w:type="dxa"/>
           </w:tcPr>
           <w:p>
+            <w:pPr>
+              <w:rPr>
+                <w:rFonts w:hint="eastAsia"/>
+              </w:rPr>
+            </w:pPr>
             <w:r>
               <w:rPr>
                 <w:rFonts w:hint="eastAsia"/>
@@ -9687,6 +10167,11 @@
             <w:tcW w:w="2378" w:type="dxa"/>
           </w:tcPr>
           <w:p>
+            <w:pPr>
+              <w:rPr>
+                <w:rFonts w:hint="eastAsia"/>
+              </w:rPr>
+            </w:pPr>
             <w:r>
               <w:rPr>
                 <w:rFonts w:hint="eastAsia"/>
@@ -9700,6 +10185,11 @@
             <w:tcW w:w="2356" w:type="dxa"/>
           </w:tcPr>
           <w:p>
+            <w:pPr>
+              <w:rPr>
+                <w:rFonts w:hint="eastAsia"/>
+              </w:rPr>
+            </w:pPr>
             <w:r>
               <w:rPr>
                 <w:rFonts w:hint="eastAsia"/>
@@ -9718,6 +10208,11 @@
             <w:tcW w:w="2362" w:type="dxa"/>
           </w:tcPr>
           <w:p>
+            <w:pPr>
+              <w:rPr>
+                <w:rFonts w:hint="eastAsia"/>
+              </w:rPr>
+            </w:pPr>
             <w:proofErr w:type="spellStart"/>
             <w:r>
               <w:rPr>
@@ -9733,6 +10228,11 @@
             <w:tcW w:w="2360" w:type="dxa"/>
           </w:tcPr>
           <w:p>
+            <w:pPr>
+              <w:rPr>
+                <w:rFonts w:hint="eastAsia"/>
+              </w:rPr>
+            </w:pPr>
             <w:r>
               <w:rPr>
                 <w:rFonts w:hint="eastAsia"/>
@@ -9746,6 +10246,11 @@
             <w:tcW w:w="2378" w:type="dxa"/>
           </w:tcPr>
           <w:p>
+            <w:pPr>
+              <w:rPr>
+                <w:rFonts w:hint="eastAsia"/>
+              </w:rPr>
+            </w:pPr>
             <w:r>
               <w:rPr>
                 <w:rFonts w:hint="eastAsia"/>
@@ -9759,6 +10264,11 @@
             <w:tcW w:w="2356" w:type="dxa"/>
           </w:tcPr>
           <w:p>
+            <w:pPr>
+              <w:rPr>
+                <w:rFonts w:hint="eastAsia"/>
+              </w:rPr>
+            </w:pPr>
             <w:r>
               <w:rPr>
                 <w:rFonts w:hint="eastAsia"/>
@@ -9777,6 +10287,11 @@
             <w:tcW w:w="2362" w:type="dxa"/>
           </w:tcPr>
           <w:p>
+            <w:pPr>
+              <w:rPr>
+                <w:rFonts w:hint="eastAsia"/>
+              </w:rPr>
+            </w:pPr>
             <w:proofErr w:type="spellStart"/>
             <w:r>
               <w:rPr>
@@ -9792,6 +10307,11 @@
             <w:tcW w:w="2360" w:type="dxa"/>
           </w:tcPr>
           <w:p>
+            <w:pPr>
+              <w:rPr>
+                <w:rFonts w:hint="eastAsia"/>
+              </w:rPr>
+            </w:pPr>
             <w:r>
               <w:rPr>
                 <w:rFonts w:hint="eastAsia"/>
@@ -9805,6 +10325,11 @@
             <w:tcW w:w="2378" w:type="dxa"/>
           </w:tcPr>
           <w:p>
+            <w:pPr>
+              <w:rPr>
+                <w:rFonts w:hint="eastAsia"/>
+              </w:rPr>
+            </w:pPr>
             <w:r>
               <w:rPr>
                 <w:rFonts w:hint="eastAsia"/>
@@ -9818,6 +10343,11 @@
             <w:tcW w:w="2356" w:type="dxa"/>
           </w:tcPr>
           <w:p>
+            <w:pPr>
+              <w:rPr>
+                <w:rFonts w:hint="eastAsia"/>
+              </w:rPr>
+            </w:pPr>
             <w:r>
               <w:rPr>
                 <w:rFonts w:hint="eastAsia"/>
@@ -9836,6 +10366,11 @@
             <w:tcW w:w="2362" w:type="dxa"/>
           </w:tcPr>
           <w:p>
+            <w:pPr>
+              <w:rPr>
+                <w:rFonts w:hint="eastAsia"/>
+              </w:rPr>
+            </w:pPr>
             <w:proofErr w:type="spellStart"/>
             <w:r>
               <w:rPr>
@@ -9851,6 +10386,11 @@
             <w:tcW w:w="2360" w:type="dxa"/>
           </w:tcPr>
           <w:p>
+            <w:pPr>
+              <w:rPr>
+                <w:rFonts w:hint="eastAsia"/>
+              </w:rPr>
+            </w:pPr>
             <w:r>
               <w:rPr>
                 <w:rFonts w:hint="eastAsia"/>
@@ -9864,6 +10404,11 @@
             <w:tcW w:w="2378" w:type="dxa"/>
           </w:tcPr>
           <w:p>
+            <w:pPr>
+              <w:rPr>
+                <w:rFonts w:hint="eastAsia"/>
+              </w:rPr>
+            </w:pPr>
             <w:r>
               <w:rPr>
                 <w:rFonts w:hint="eastAsia"/>
@@ -9877,6 +10422,11 @@
             <w:tcW w:w="2356" w:type="dxa"/>
           </w:tcPr>
           <w:p>
+            <w:pPr>
+              <w:rPr>
+                <w:rFonts w:hint="eastAsia"/>
+              </w:rPr>
+            </w:pPr>
             <w:r>
               <w:rPr>
                 <w:rFonts w:hint="eastAsia"/>
@@ -9887,7 +10437,13 @@
         </w:tc>
       </w:tr>
     </w:tbl>
-    <w:p/>
+    <w:p>
+      <w:pPr>
+        <w:rPr>
+          <w:rFonts w:hint="eastAsia"/>
+        </w:rPr>
+      </w:pPr>
+    </w:p>
     <w:p>
       <w:pPr>
         <w:rPr>
@@ -9902,6 +10458,9 @@
           <w:ilvl w:val="0"/>
           <w:numId w:val="13"/>
         </w:numPr>
+        <w:rPr>
+          <w:rFonts w:hint="eastAsia"/>
+        </w:rPr>
       </w:pPr>
       <w:r>
         <w:t>管理员表 (admin)</w:t>
@@ -9917,7 +10476,13 @@
         <w:t>用于存储后台统筹与审核的管理员账号信息 。</w:t>
       </w:r>
     </w:p>
-    <w:p/>
+    <w:p>
+      <w:pPr>
+        <w:rPr>
+          <w:rFonts w:hint="eastAsia"/>
+        </w:rPr>
+      </w:pPr>
+    </w:p>
     <w:tbl>
       <w:tblPr>
         <w:tblStyle w:val="af5"/>
@@ -9941,7 +10506,7 @@
           <w:p>
             <w:pPr>
               <w:rPr>
-                <w:rFonts w:ascii="Arial" w:hAnsi="Arial" w:cs="Arial" w:hint="eastAsia"/>
+                <w:rFonts w:ascii="Arial" w:hAnsi="Arial" w:cs="Arial"/>
               </w:rPr>
             </w:pPr>
             <w:r>
@@ -9972,6 +10537,11 @@
             <w:tcW w:w="2364" w:type="dxa"/>
           </w:tcPr>
           <w:p>
+            <w:pPr>
+              <w:rPr>
+                <w:rFonts w:hint="eastAsia"/>
+              </w:rPr>
+            </w:pPr>
             <w:r>
               <w:t>约束</w:t>
             </w:r>
@@ -9982,6 +10552,11 @@
             <w:tcW w:w="2364" w:type="dxa"/>
           </w:tcPr>
           <w:p>
+            <w:pPr>
+              <w:rPr>
+                <w:rFonts w:hint="eastAsia"/>
+              </w:rPr>
+            </w:pPr>
             <w:r>
               <w:t>备注</w:t>
             </w:r>
@@ -9997,6 +10572,11 @@
             <w:tcW w:w="2364" w:type="dxa"/>
           </w:tcPr>
           <w:p>
+            <w:pPr>
+              <w:rPr>
+                <w:rFonts w:hint="eastAsia"/>
+              </w:rPr>
+            </w:pPr>
             <w:proofErr w:type="spellStart"/>
             <w:r>
               <w:rPr>
@@ -10013,6 +10593,11 @@
             <w:tcW w:w="2364" w:type="dxa"/>
           </w:tcPr>
           <w:p>
+            <w:pPr>
+              <w:rPr>
+                <w:rFonts w:hint="eastAsia"/>
+              </w:rPr>
+            </w:pPr>
             <w:r>
               <w:rPr>
                 <w:rFonts w:hint="eastAsia"/>
@@ -10026,6 +10611,11 @@
             <w:tcW w:w="2364" w:type="dxa"/>
           </w:tcPr>
           <w:p>
+            <w:pPr>
+              <w:rPr>
+                <w:rFonts w:hint="eastAsia"/>
+              </w:rPr>
+            </w:pPr>
             <w:r>
               <w:rPr>
                 <w:rFonts w:hint="eastAsia"/>
@@ -10039,6 +10629,11 @@
             <w:tcW w:w="2364" w:type="dxa"/>
           </w:tcPr>
           <w:p>
+            <w:pPr>
+              <w:rPr>
+                <w:rFonts w:hint="eastAsia"/>
+              </w:rPr>
+            </w:pPr>
             <w:r>
               <w:rPr>
                 <w:rFonts w:hint="eastAsia"/>
@@ -10057,6 +10652,11 @@
             <w:tcW w:w="2364" w:type="dxa"/>
           </w:tcPr>
           <w:p>
+            <w:pPr>
+              <w:rPr>
+                <w:rFonts w:hint="eastAsia"/>
+              </w:rPr>
+            </w:pPr>
             <w:proofErr w:type="spellStart"/>
             <w:r>
               <w:rPr>
@@ -10072,6 +10672,11 @@
             <w:tcW w:w="2364" w:type="dxa"/>
           </w:tcPr>
           <w:p>
+            <w:pPr>
+              <w:rPr>
+                <w:rFonts w:hint="eastAsia"/>
+              </w:rPr>
+            </w:pPr>
             <w:r>
               <w:rPr>
                 <w:rFonts w:hint="eastAsia"/>
@@ -10085,6 +10690,11 @@
             <w:tcW w:w="2364" w:type="dxa"/>
           </w:tcPr>
           <w:p>
+            <w:pPr>
+              <w:rPr>
+                <w:rFonts w:hint="eastAsia"/>
+              </w:rPr>
+            </w:pPr>
             <w:r>
               <w:rPr>
                 <w:rFonts w:hint="eastAsia"/>
@@ -10098,6 +10708,11 @@
             <w:tcW w:w="2364" w:type="dxa"/>
           </w:tcPr>
           <w:p>
+            <w:pPr>
+              <w:rPr>
+                <w:rFonts w:hint="eastAsia"/>
+              </w:rPr>
+            </w:pPr>
             <w:r>
               <w:rPr>
                 <w:rFonts w:hint="eastAsia"/>
@@ -10116,6 +10731,11 @@
             <w:tcW w:w="2364" w:type="dxa"/>
           </w:tcPr>
           <w:p>
+            <w:pPr>
+              <w:rPr>
+                <w:rFonts w:hint="eastAsia"/>
+              </w:rPr>
+            </w:pPr>
             <w:r>
               <w:rPr>
                 <w:rFonts w:hint="eastAsia"/>
@@ -10129,6 +10749,11 @@
             <w:tcW w:w="2364" w:type="dxa"/>
           </w:tcPr>
           <w:p>
+            <w:pPr>
+              <w:rPr>
+                <w:rFonts w:hint="eastAsia"/>
+              </w:rPr>
+            </w:pPr>
             <w:r>
               <w:rPr>
                 <w:rFonts w:hint="eastAsia"/>
@@ -10142,6 +10767,11 @@
             <w:tcW w:w="2364" w:type="dxa"/>
           </w:tcPr>
           <w:p>
+            <w:pPr>
+              <w:rPr>
+                <w:rFonts w:hint="eastAsia"/>
+              </w:rPr>
+            </w:pPr>
             <w:r>
               <w:rPr>
                 <w:rFonts w:hint="eastAsia"/>
@@ -10155,6 +10785,11 @@
             <w:tcW w:w="2364" w:type="dxa"/>
           </w:tcPr>
           <w:p>
+            <w:pPr>
+              <w:rPr>
+                <w:rFonts w:hint="eastAsia"/>
+              </w:rPr>
+            </w:pPr>
             <w:r>
               <w:rPr>
                 <w:rFonts w:hint="eastAsia"/>
@@ -10173,6 +10808,11 @@
             <w:tcW w:w="2364" w:type="dxa"/>
           </w:tcPr>
           <w:p>
+            <w:pPr>
+              <w:rPr>
+                <w:rFonts w:hint="eastAsia"/>
+              </w:rPr>
+            </w:pPr>
             <w:r>
               <w:rPr>
                 <w:rFonts w:hint="eastAsia"/>
@@ -10186,6 +10826,11 @@
             <w:tcW w:w="2364" w:type="dxa"/>
           </w:tcPr>
           <w:p>
+            <w:pPr>
+              <w:rPr>
+                <w:rFonts w:hint="eastAsia"/>
+              </w:rPr>
+            </w:pPr>
             <w:r>
               <w:rPr>
                 <w:rFonts w:hint="eastAsia"/>
@@ -10199,6 +10844,11 @@
             <w:tcW w:w="2364" w:type="dxa"/>
           </w:tcPr>
           <w:p>
+            <w:pPr>
+              <w:rPr>
+                <w:rFonts w:hint="eastAsia"/>
+              </w:rPr>
+            </w:pPr>
             <w:r>
               <w:rPr>
                 <w:rFonts w:hint="eastAsia"/>
@@ -10212,6 +10862,11 @@
             <w:tcW w:w="2364" w:type="dxa"/>
           </w:tcPr>
           <w:p>
+            <w:pPr>
+              <w:rPr>
+                <w:rFonts w:hint="eastAsia"/>
+              </w:rPr>
+            </w:pPr>
             <w:r>
               <w:rPr>
                 <w:rFonts w:hint="eastAsia"/>
@@ -10230,6 +10885,11 @@
             <w:tcW w:w="2364" w:type="dxa"/>
           </w:tcPr>
           <w:p>
+            <w:pPr>
+              <w:rPr>
+                <w:rFonts w:hint="eastAsia"/>
+              </w:rPr>
+            </w:pPr>
             <w:r>
               <w:rPr>
                 <w:rFonts w:hint="eastAsia"/>
@@ -10243,6 +10903,11 @@
             <w:tcW w:w="2364" w:type="dxa"/>
           </w:tcPr>
           <w:p>
+            <w:pPr>
+              <w:rPr>
+                <w:rFonts w:hint="eastAsia"/>
+              </w:rPr>
+            </w:pPr>
             <w:r>
               <w:rPr>
                 <w:rFonts w:hint="eastAsia"/>
@@ -10256,6 +10921,11 @@
             <w:tcW w:w="2364" w:type="dxa"/>
           </w:tcPr>
           <w:p>
+            <w:pPr>
+              <w:rPr>
+                <w:rFonts w:hint="eastAsia"/>
+              </w:rPr>
+            </w:pPr>
             <w:r>
               <w:rPr>
                 <w:rFonts w:hint="eastAsia"/>
@@ -10269,6 +10939,11 @@
             <w:tcW w:w="2364" w:type="dxa"/>
           </w:tcPr>
           <w:p>
+            <w:pPr>
+              <w:rPr>
+                <w:rFonts w:hint="eastAsia"/>
+              </w:rPr>
+            </w:pPr>
             <w:r>
               <w:rPr>
                 <w:rFonts w:hint="eastAsia"/>
@@ -10287,6 +10962,11 @@
             <w:tcW w:w="2364" w:type="dxa"/>
           </w:tcPr>
           <w:p>
+            <w:pPr>
+              <w:rPr>
+                <w:rFonts w:hint="eastAsia"/>
+              </w:rPr>
+            </w:pPr>
             <w:r>
               <w:rPr>
                 <w:rFonts w:hint="eastAsia"/>
@@ -10300,6 +10980,11 @@
             <w:tcW w:w="2364" w:type="dxa"/>
           </w:tcPr>
           <w:p>
+            <w:pPr>
+              <w:rPr>
+                <w:rFonts w:hint="eastAsia"/>
+              </w:rPr>
+            </w:pPr>
             <w:r>
               <w:rPr>
                 <w:rFonts w:hint="eastAsia"/>
@@ -10313,6 +10998,11 @@
             <w:tcW w:w="2364" w:type="dxa"/>
           </w:tcPr>
           <w:p>
+            <w:pPr>
+              <w:rPr>
+                <w:rFonts w:hint="eastAsia"/>
+              </w:rPr>
+            </w:pPr>
             <w:r>
               <w:rPr>
                 <w:rFonts w:hint="eastAsia"/>
@@ -10326,6 +11016,11 @@
             <w:tcW w:w="2364" w:type="dxa"/>
           </w:tcPr>
           <w:p>
+            <w:pPr>
+              <w:rPr>
+                <w:rFonts w:hint="eastAsia"/>
+              </w:rPr>
+            </w:pPr>
             <w:r>
               <w:rPr>
                 <w:rFonts w:hint="eastAsia"/>
@@ -10336,8 +11031,20 @@
         </w:tc>
       </w:tr>
     </w:tbl>
-    <w:p/>
-    <w:p/>
+    <w:p>
+      <w:pPr>
+        <w:rPr>
+          <w:rFonts w:hint="eastAsia"/>
+        </w:rPr>
+      </w:pPr>
+    </w:p>
+    <w:p>
+      <w:pPr>
+        <w:rPr>
+          <w:rFonts w:hint="eastAsia"/>
+        </w:rPr>
+      </w:pPr>
+    </w:p>
     <w:p>
       <w:pPr>
         <w:rPr>
@@ -10352,6 +11059,9 @@
           <w:ilvl w:val="0"/>
           <w:numId w:val="13"/>
         </w:numPr>
+        <w:rPr>
+          <w:rFonts w:hint="eastAsia"/>
+        </w:rPr>
       </w:pPr>
       <w:proofErr w:type="gramStart"/>
       <w:r>
@@ -10372,7 +11082,13 @@
         <w:t>系统核心业务表，记录宣讲会活动详情与场地容量管控 。</w:t>
       </w:r>
     </w:p>
-    <w:p/>
+    <w:p>
+      <w:pPr>
+        <w:rPr>
+          <w:rFonts w:hint="eastAsia"/>
+        </w:rPr>
+      </w:pPr>
+    </w:p>
     <w:tbl>
       <w:tblPr>
         <w:tblStyle w:val="af5"/>
@@ -10396,7 +11112,7 @@
           <w:p>
             <w:pPr>
               <w:rPr>
-                <w:rFonts w:ascii="Arial" w:hAnsi="Arial" w:cs="Arial" w:hint="eastAsia"/>
+                <w:rFonts w:ascii="Arial" w:hAnsi="Arial" w:cs="Arial"/>
               </w:rPr>
             </w:pPr>
             <w:r>
@@ -10427,6 +11143,11 @@
             <w:tcW w:w="3686" w:type="dxa"/>
           </w:tcPr>
           <w:p>
+            <w:pPr>
+              <w:rPr>
+                <w:rFonts w:hint="eastAsia"/>
+              </w:rPr>
+            </w:pPr>
             <w:r>
               <w:t>约束</w:t>
             </w:r>
@@ -10437,6 +11158,11 @@
             <w:tcW w:w="2268" w:type="dxa"/>
           </w:tcPr>
           <w:p>
+            <w:pPr>
+              <w:rPr>
+                <w:rFonts w:hint="eastAsia"/>
+              </w:rPr>
+            </w:pPr>
             <w:r>
               <w:t>备注</w:t>
             </w:r>
@@ -10454,6 +11180,7 @@
           <w:p>
             <w:pPr>
               <w:rPr>
+                <w:rFonts w:hint="eastAsia"/>
                 <w:color w:val="EE0000"/>
               </w:rPr>
             </w:pPr>
@@ -10474,6 +11201,7 @@
           <w:p>
             <w:pPr>
               <w:rPr>
+                <w:rFonts w:hint="eastAsia"/>
                 <w:color w:val="EE0000"/>
               </w:rPr>
             </w:pPr>
@@ -10492,6 +11220,7 @@
           <w:p>
             <w:pPr>
               <w:rPr>
+                <w:rFonts w:hint="eastAsia"/>
                 <w:color w:val="EE0000"/>
               </w:rPr>
             </w:pPr>
@@ -10510,6 +11239,7 @@
           <w:p>
             <w:pPr>
               <w:rPr>
+                <w:rFonts w:hint="eastAsia"/>
                 <w:color w:val="EE0000"/>
               </w:rPr>
             </w:pPr>
@@ -10533,6 +11263,7 @@
           <w:p>
             <w:pPr>
               <w:rPr>
+                <w:rFonts w:hint="eastAsia"/>
                 <w:color w:val="EE0000"/>
               </w:rPr>
             </w:pPr>
@@ -10553,6 +11284,7 @@
           <w:p>
             <w:pPr>
               <w:rPr>
+                <w:rFonts w:hint="eastAsia"/>
                 <w:color w:val="EE0000"/>
               </w:rPr>
             </w:pPr>
@@ -10571,6 +11303,7 @@
           <w:p>
             <w:pPr>
               <w:rPr>
+                <w:rFonts w:hint="eastAsia"/>
                 <w:color w:val="EE0000"/>
               </w:rPr>
             </w:pPr>
@@ -10589,6 +11322,7 @@
           <w:p>
             <w:pPr>
               <w:rPr>
+                <w:rFonts w:hint="eastAsia"/>
                 <w:color w:val="EE0000"/>
               </w:rPr>
             </w:pPr>
@@ -10626,6 +11360,7 @@
           <w:p>
             <w:pPr>
               <w:rPr>
+                <w:rFonts w:hint="eastAsia"/>
                 <w:color w:val="EE0000"/>
               </w:rPr>
             </w:pPr>
@@ -10646,6 +11381,7 @@
           <w:p>
             <w:pPr>
               <w:rPr>
+                <w:rFonts w:hint="eastAsia"/>
                 <w:color w:val="EE0000"/>
               </w:rPr>
             </w:pPr>
@@ -10664,6 +11400,7 @@
           <w:p>
             <w:pPr>
               <w:rPr>
+                <w:rFonts w:hint="eastAsia"/>
                 <w:color w:val="EE0000"/>
               </w:rPr>
             </w:pPr>
@@ -10682,6 +11419,7 @@
           <w:p>
             <w:pPr>
               <w:rPr>
+                <w:rFonts w:hint="eastAsia"/>
                 <w:color w:val="EE0000"/>
               </w:rPr>
             </w:pPr>
@@ -10705,6 +11443,7 @@
           <w:p>
             <w:pPr>
               <w:rPr>
+                <w:rFonts w:hint="eastAsia"/>
                 <w:color w:val="EE0000"/>
               </w:rPr>
             </w:pPr>
@@ -10723,6 +11462,7 @@
           <w:p>
             <w:pPr>
               <w:rPr>
+                <w:rFonts w:hint="eastAsia"/>
                 <w:color w:val="EE0000"/>
               </w:rPr>
             </w:pPr>
@@ -10741,6 +11481,7 @@
           <w:p>
             <w:pPr>
               <w:rPr>
+                <w:rFonts w:hint="eastAsia"/>
                 <w:color w:val="EE0000"/>
               </w:rPr>
             </w:pPr>
@@ -10759,6 +11500,7 @@
           <w:p>
             <w:pPr>
               <w:rPr>
+                <w:rFonts w:hint="eastAsia"/>
                 <w:color w:val="EE0000"/>
               </w:rPr>
             </w:pPr>
@@ -10782,6 +11524,7 @@
           <w:p>
             <w:pPr>
               <w:rPr>
+                <w:rFonts w:hint="eastAsia"/>
                 <w:color w:val="EE0000"/>
               </w:rPr>
             </w:pPr>
@@ -10802,6 +11545,7 @@
           <w:p>
             <w:pPr>
               <w:rPr>
+                <w:rFonts w:hint="eastAsia"/>
                 <w:color w:val="EE0000"/>
               </w:rPr>
             </w:pPr>
@@ -10820,6 +11564,7 @@
           <w:p>
             <w:pPr>
               <w:rPr>
+                <w:rFonts w:hint="eastAsia"/>
                 <w:color w:val="EE0000"/>
               </w:rPr>
             </w:pPr>
@@ -10838,6 +11583,7 @@
           <w:p>
             <w:pPr>
               <w:rPr>
+                <w:rFonts w:hint="eastAsia"/>
                 <w:color w:val="EE0000"/>
               </w:rPr>
             </w:pPr>
@@ -10861,6 +11607,7 @@
           <w:p>
             <w:pPr>
               <w:rPr>
+                <w:rFonts w:hint="eastAsia"/>
                 <w:color w:val="EE0000"/>
               </w:rPr>
             </w:pPr>
@@ -10879,6 +11626,7 @@
           <w:p>
             <w:pPr>
               <w:rPr>
+                <w:rFonts w:hint="eastAsia"/>
                 <w:color w:val="EE0000"/>
               </w:rPr>
             </w:pPr>
@@ -10897,6 +11645,7 @@
           <w:p>
             <w:pPr>
               <w:rPr>
+                <w:rFonts w:hint="eastAsia"/>
                 <w:color w:val="EE0000"/>
               </w:rPr>
             </w:pPr>
@@ -10915,6 +11664,7 @@
           <w:p>
             <w:pPr>
               <w:rPr>
+                <w:rFonts w:hint="eastAsia"/>
                 <w:color w:val="EE0000"/>
               </w:rPr>
             </w:pPr>
@@ -10938,6 +11688,7 @@
           <w:p>
             <w:pPr>
               <w:rPr>
+                <w:rFonts w:hint="eastAsia"/>
                 <w:color w:val="EE0000"/>
               </w:rPr>
             </w:pPr>
@@ -10958,6 +11709,7 @@
           <w:p>
             <w:pPr>
               <w:rPr>
+                <w:rFonts w:hint="eastAsia"/>
                 <w:color w:val="EE0000"/>
               </w:rPr>
             </w:pPr>
@@ -10976,6 +11728,7 @@
           <w:p>
             <w:pPr>
               <w:rPr>
+                <w:rFonts w:hint="eastAsia"/>
                 <w:color w:val="EE0000"/>
               </w:rPr>
             </w:pPr>
@@ -10994,6 +11747,7 @@
           <w:p>
             <w:pPr>
               <w:rPr>
+                <w:rFonts w:hint="eastAsia"/>
                 <w:color w:val="EE0000"/>
               </w:rPr>
             </w:pPr>
@@ -11017,6 +11771,7 @@
           <w:p>
             <w:pPr>
               <w:rPr>
+                <w:rFonts w:hint="eastAsia"/>
                 <w:color w:val="EE0000"/>
               </w:rPr>
             </w:pPr>
@@ -11037,6 +11792,7 @@
           <w:p>
             <w:pPr>
               <w:rPr>
+                <w:rFonts w:hint="eastAsia"/>
                 <w:color w:val="EE0000"/>
               </w:rPr>
             </w:pPr>
@@ -11055,6 +11811,7 @@
           <w:p>
             <w:pPr>
               <w:rPr>
+                <w:rFonts w:hint="eastAsia"/>
                 <w:color w:val="EE0000"/>
               </w:rPr>
             </w:pPr>
@@ -11073,6 +11830,7 @@
           <w:p>
             <w:pPr>
               <w:rPr>
+                <w:rFonts w:hint="eastAsia"/>
                 <w:color w:val="EE0000"/>
               </w:rPr>
             </w:pPr>
@@ -11096,6 +11854,7 @@
           <w:p>
             <w:pPr>
               <w:rPr>
+                <w:rFonts w:hint="eastAsia"/>
                 <w:color w:val="EE0000"/>
               </w:rPr>
             </w:pPr>
@@ -11116,6 +11875,7 @@
           <w:p>
             <w:pPr>
               <w:rPr>
+                <w:rFonts w:hint="eastAsia"/>
                 <w:color w:val="EE0000"/>
               </w:rPr>
             </w:pPr>
@@ -11134,6 +11894,7 @@
           <w:p>
             <w:pPr>
               <w:rPr>
+                <w:rFonts w:hint="eastAsia"/>
                 <w:color w:val="EE0000"/>
               </w:rPr>
             </w:pPr>
@@ -11152,6 +11913,7 @@
           <w:p>
             <w:pPr>
               <w:rPr>
+                <w:rFonts w:hint="eastAsia"/>
                 <w:color w:val="EE0000"/>
               </w:rPr>
             </w:pPr>
@@ -11175,6 +11937,7 @@
           <w:p>
             <w:pPr>
               <w:rPr>
+                <w:rFonts w:hint="eastAsia"/>
                 <w:color w:val="EE0000"/>
               </w:rPr>
             </w:pPr>
@@ -11195,6 +11958,7 @@
           <w:p>
             <w:pPr>
               <w:rPr>
+                <w:rFonts w:hint="eastAsia"/>
                 <w:color w:val="EE0000"/>
               </w:rPr>
             </w:pPr>
@@ -11213,6 +11977,7 @@
           <w:p>
             <w:pPr>
               <w:rPr>
+                <w:rFonts w:hint="eastAsia"/>
                 <w:color w:val="EE0000"/>
               </w:rPr>
             </w:pPr>
@@ -11231,6 +11996,7 @@
           <w:p>
             <w:pPr>
               <w:rPr>
+                <w:rFonts w:hint="eastAsia"/>
                 <w:color w:val="EE0000"/>
               </w:rPr>
             </w:pPr>
@@ -11254,6 +12020,7 @@
           <w:p>
             <w:pPr>
               <w:rPr>
+                <w:rFonts w:hint="eastAsia"/>
                 <w:color w:val="EE0000"/>
               </w:rPr>
             </w:pPr>
@@ -11274,6 +12041,7 @@
           <w:p>
             <w:pPr>
               <w:rPr>
+                <w:rFonts w:hint="eastAsia"/>
                 <w:color w:val="EE0000"/>
               </w:rPr>
             </w:pPr>
@@ -11292,6 +12060,7 @@
           <w:p>
             <w:pPr>
               <w:rPr>
+                <w:rFonts w:hint="eastAsia"/>
                 <w:color w:val="EE0000"/>
               </w:rPr>
             </w:pPr>
@@ -11310,6 +12079,7 @@
           <w:p>
             <w:pPr>
               <w:rPr>
+                <w:rFonts w:hint="eastAsia"/>
                 <w:color w:val="EE0000"/>
               </w:rPr>
             </w:pPr>
@@ -11333,6 +12103,7 @@
           <w:p>
             <w:pPr>
               <w:rPr>
+                <w:rFonts w:hint="eastAsia"/>
                 <w:color w:val="EE0000"/>
               </w:rPr>
             </w:pPr>
@@ -11353,6 +12124,7 @@
           <w:p>
             <w:pPr>
               <w:rPr>
+                <w:rFonts w:hint="eastAsia"/>
                 <w:color w:val="EE0000"/>
               </w:rPr>
             </w:pPr>
@@ -11371,6 +12143,7 @@
           <w:p>
             <w:pPr>
               <w:rPr>
+                <w:rFonts w:hint="eastAsia"/>
                 <w:color w:val="EE0000"/>
               </w:rPr>
             </w:pPr>
@@ -11389,6 +12162,7 @@
           <w:p>
             <w:pPr>
               <w:rPr>
+                <w:rFonts w:hint="eastAsia"/>
                 <w:color w:val="EE0000"/>
               </w:rPr>
             </w:pPr>
@@ -11412,6 +12186,7 @@
           <w:p>
             <w:pPr>
               <w:rPr>
+                <w:rFonts w:hint="eastAsia"/>
                 <w:color w:val="EE0000"/>
               </w:rPr>
             </w:pPr>
@@ -11433,6 +12208,7 @@
           <w:p>
             <w:pPr>
               <w:rPr>
+                <w:rFonts w:hint="eastAsia"/>
                 <w:color w:val="EE0000"/>
               </w:rPr>
             </w:pPr>
@@ -11451,6 +12227,7 @@
           <w:p>
             <w:pPr>
               <w:rPr>
+                <w:rFonts w:hint="eastAsia"/>
                 <w:color w:val="EE0000"/>
               </w:rPr>
             </w:pPr>
@@ -11469,6 +12246,7 @@
           <w:p>
             <w:pPr>
               <w:rPr>
+                <w:rFonts w:hint="eastAsia"/>
                 <w:color w:val="EE0000"/>
               </w:rPr>
             </w:pPr>
@@ -11492,6 +12270,7 @@
           <w:p>
             <w:pPr>
               <w:rPr>
+                <w:rFonts w:hint="eastAsia"/>
                 <w:color w:val="EE0000"/>
               </w:rPr>
             </w:pPr>
@@ -11512,6 +12291,7 @@
           <w:p>
             <w:pPr>
               <w:rPr>
+                <w:rFonts w:hint="eastAsia"/>
                 <w:color w:val="EE0000"/>
               </w:rPr>
             </w:pPr>
@@ -11530,6 +12310,7 @@
           <w:p>
             <w:pPr>
               <w:rPr>
+                <w:rFonts w:hint="eastAsia"/>
                 <w:color w:val="EE0000"/>
               </w:rPr>
             </w:pPr>
@@ -11548,6 +12329,7 @@
           <w:p>
             <w:pPr>
               <w:rPr>
+                <w:rFonts w:hint="eastAsia"/>
                 <w:color w:val="EE0000"/>
               </w:rPr>
             </w:pPr>
@@ -11571,6 +12353,7 @@
           <w:p>
             <w:pPr>
               <w:rPr>
+                <w:rFonts w:hint="eastAsia"/>
                 <w:color w:val="EE0000"/>
               </w:rPr>
             </w:pPr>
@@ -11591,6 +12374,7 @@
           <w:p>
             <w:pPr>
               <w:rPr>
+                <w:rFonts w:hint="eastAsia"/>
                 <w:color w:val="EE0000"/>
               </w:rPr>
             </w:pPr>
@@ -11609,6 +12393,7 @@
           <w:p>
             <w:pPr>
               <w:rPr>
+                <w:rFonts w:hint="eastAsia"/>
                 <w:color w:val="EE0000"/>
               </w:rPr>
             </w:pPr>
@@ -11627,6 +12412,7 @@
           <w:p>
             <w:pPr>
               <w:rPr>
+                <w:rFonts w:hint="eastAsia"/>
                 <w:color w:val="EE0000"/>
               </w:rPr>
             </w:pPr>
@@ -11650,6 +12436,7 @@
           <w:p>
             <w:pPr>
               <w:rPr>
+                <w:rFonts w:hint="eastAsia"/>
                 <w:color w:val="EE0000"/>
               </w:rPr>
             </w:pPr>
@@ -11670,6 +12457,7 @@
           <w:p>
             <w:pPr>
               <w:rPr>
+                <w:rFonts w:hint="eastAsia"/>
                 <w:color w:val="EE0000"/>
               </w:rPr>
             </w:pPr>
@@ -11688,6 +12476,7 @@
           <w:p>
             <w:pPr>
               <w:rPr>
+                <w:rFonts w:hint="eastAsia"/>
                 <w:color w:val="EE0000"/>
               </w:rPr>
             </w:pPr>
@@ -11706,6 +12495,7 @@
           <w:p>
             <w:pPr>
               <w:rPr>
+                <w:rFonts w:hint="eastAsia"/>
                 <w:color w:val="EE0000"/>
               </w:rPr>
             </w:pPr>
@@ -11729,6 +12519,7 @@
           <w:p>
             <w:pPr>
               <w:rPr>
+                <w:rFonts w:hint="eastAsia"/>
                 <w:color w:val="EE0000"/>
               </w:rPr>
             </w:pPr>
@@ -11749,6 +12540,7 @@
           <w:p>
             <w:pPr>
               <w:rPr>
+                <w:rFonts w:hint="eastAsia"/>
                 <w:color w:val="EE0000"/>
               </w:rPr>
             </w:pPr>
@@ -11767,6 +12559,7 @@
           <w:p>
             <w:pPr>
               <w:rPr>
+                <w:rFonts w:hint="eastAsia"/>
                 <w:color w:val="EE0000"/>
               </w:rPr>
             </w:pPr>
@@ -11785,6 +12578,7 @@
           <w:p>
             <w:pPr>
               <w:rPr>
+                <w:rFonts w:hint="eastAsia"/>
                 <w:color w:val="EE0000"/>
               </w:rPr>
             </w:pPr>
@@ -11808,6 +12602,7 @@
           <w:p>
             <w:pPr>
               <w:rPr>
+                <w:rFonts w:hint="eastAsia"/>
                 <w:color w:val="EE0000"/>
               </w:rPr>
             </w:pPr>
@@ -11828,6 +12623,7 @@
           <w:p>
             <w:pPr>
               <w:rPr>
+                <w:rFonts w:hint="eastAsia"/>
                 <w:color w:val="EE0000"/>
               </w:rPr>
             </w:pPr>
@@ -11846,6 +12642,7 @@
           <w:p>
             <w:pPr>
               <w:rPr>
+                <w:rFonts w:hint="eastAsia"/>
                 <w:color w:val="EE0000"/>
               </w:rPr>
             </w:pPr>
@@ -11864,6 +12661,7 @@
           <w:p>
             <w:pPr>
               <w:rPr>
+                <w:rFonts w:hint="eastAsia"/>
                 <w:color w:val="EE0000"/>
               </w:rPr>
             </w:pPr>
@@ -11880,6 +12678,7 @@
     <w:p>
       <w:pPr>
         <w:rPr>
+          <w:rFonts w:hint="eastAsia"/>
           <w:color w:val="EE0000"/>
         </w:rPr>
       </w:pPr>
@@ -11898,6 +12697,9 @@
           <w:ilvl w:val="0"/>
           <w:numId w:val="13"/>
         </w:numPr>
+        <w:rPr>
+          <w:rFonts w:hint="eastAsia"/>
+        </w:rPr>
       </w:pPr>
       <w:r>
         <w:rPr>
@@ -11910,6 +12712,11 @@
       </w:r>
     </w:p>
     <w:p>
+      <w:pPr>
+        <w:rPr>
+          <w:rFonts w:hint="eastAsia"/>
+        </w:rPr>
+      </w:pPr>
       <w:r>
         <w:t>记录学生成功抢座的凭证</w:t>
       </w:r>
@@ -11950,7 +12757,7 @@
           <w:p>
             <w:pPr>
               <w:rPr>
-                <w:rFonts w:ascii="Arial" w:hAnsi="Arial" w:cs="Arial" w:hint="eastAsia"/>
+                <w:rFonts w:ascii="Arial" w:hAnsi="Arial" w:cs="Arial"/>
               </w:rPr>
             </w:pPr>
             <w:r>
@@ -11981,6 +12788,11 @@
             <w:tcW w:w="2552" w:type="dxa"/>
           </w:tcPr>
           <w:p>
+            <w:pPr>
+              <w:rPr>
+                <w:rFonts w:hint="eastAsia"/>
+              </w:rPr>
+            </w:pPr>
             <w:r>
               <w:t>约束</w:t>
             </w:r>
@@ -11991,6 +12803,11 @@
             <w:tcW w:w="2940" w:type="dxa"/>
           </w:tcPr>
           <w:p>
+            <w:pPr>
+              <w:rPr>
+                <w:rFonts w:hint="eastAsia"/>
+              </w:rPr>
+            </w:pPr>
             <w:r>
               <w:t>备注</w:t>
             </w:r>
@@ -12006,6 +12823,11 @@
             <w:tcW w:w="2362" w:type="dxa"/>
           </w:tcPr>
           <w:p>
+            <w:pPr>
+              <w:rPr>
+                <w:rFonts w:hint="eastAsia"/>
+              </w:rPr>
+            </w:pPr>
             <w:proofErr w:type="spellStart"/>
             <w:r>
               <w:rPr>
@@ -12021,6 +12843,11 @@
             <w:tcW w:w="1602" w:type="dxa"/>
           </w:tcPr>
           <w:p>
+            <w:pPr>
+              <w:rPr>
+                <w:rFonts w:hint="eastAsia"/>
+              </w:rPr>
+            </w:pPr>
             <w:r>
               <w:rPr>
                 <w:rFonts w:hint="eastAsia"/>
@@ -12034,6 +12861,11 @@
             <w:tcW w:w="2552" w:type="dxa"/>
           </w:tcPr>
           <w:p>
+            <w:pPr>
+              <w:rPr>
+                <w:rFonts w:hint="eastAsia"/>
+              </w:rPr>
+            </w:pPr>
             <w:r>
               <w:rPr>
                 <w:rFonts w:hint="eastAsia"/>
@@ -12047,6 +12879,11 @@
             <w:tcW w:w="2940" w:type="dxa"/>
           </w:tcPr>
           <w:p>
+            <w:pPr>
+              <w:rPr>
+                <w:rFonts w:hint="eastAsia"/>
+              </w:rPr>
+            </w:pPr>
             <w:r>
               <w:rPr>
                 <w:rFonts w:hint="eastAsia"/>
@@ -12065,6 +12902,11 @@
             <w:tcW w:w="2362" w:type="dxa"/>
           </w:tcPr>
           <w:p>
+            <w:pPr>
+              <w:rPr>
+                <w:rFonts w:hint="eastAsia"/>
+              </w:rPr>
+            </w:pPr>
             <w:proofErr w:type="spellStart"/>
             <w:r>
               <w:rPr>
@@ -12080,6 +12922,11 @@
             <w:tcW w:w="1602" w:type="dxa"/>
           </w:tcPr>
           <w:p>
+            <w:pPr>
+              <w:rPr>
+                <w:rFonts w:hint="eastAsia"/>
+              </w:rPr>
+            </w:pPr>
             <w:r>
               <w:rPr>
                 <w:rFonts w:hint="eastAsia"/>
@@ -12093,6 +12940,11 @@
             <w:tcW w:w="2552" w:type="dxa"/>
           </w:tcPr>
           <w:p>
+            <w:pPr>
+              <w:rPr>
+                <w:rFonts w:hint="eastAsia"/>
+              </w:rPr>
+            </w:pPr>
             <w:r>
               <w:rPr>
                 <w:rFonts w:hint="eastAsia"/>
@@ -12106,6 +12958,11 @@
             <w:tcW w:w="2940" w:type="dxa"/>
           </w:tcPr>
           <w:p>
+            <w:pPr>
+              <w:rPr>
+                <w:rFonts w:hint="eastAsia"/>
+              </w:rPr>
+            </w:pPr>
             <w:r>
               <w:rPr>
                 <w:rFonts w:hint="eastAsia"/>
@@ -12138,6 +12995,11 @@
             <w:tcW w:w="2362" w:type="dxa"/>
           </w:tcPr>
           <w:p>
+            <w:pPr>
+              <w:rPr>
+                <w:rFonts w:hint="eastAsia"/>
+              </w:rPr>
+            </w:pPr>
             <w:proofErr w:type="spellStart"/>
             <w:r>
               <w:rPr>
@@ -12153,6 +13015,11 @@
             <w:tcW w:w="1602" w:type="dxa"/>
           </w:tcPr>
           <w:p>
+            <w:pPr>
+              <w:rPr>
+                <w:rFonts w:hint="eastAsia"/>
+              </w:rPr>
+            </w:pPr>
             <w:r>
               <w:rPr>
                 <w:rFonts w:hint="eastAsia"/>
@@ -12166,6 +13033,11 @@
             <w:tcW w:w="2552" w:type="dxa"/>
           </w:tcPr>
           <w:p>
+            <w:pPr>
+              <w:rPr>
+                <w:rFonts w:hint="eastAsia"/>
+              </w:rPr>
+            </w:pPr>
             <w:r>
               <w:rPr>
                 <w:rFonts w:hint="eastAsia"/>
@@ -12179,6 +13051,11 @@
             <w:tcW w:w="2940" w:type="dxa"/>
           </w:tcPr>
           <w:p>
+            <w:pPr>
+              <w:rPr>
+                <w:rFonts w:hint="eastAsia"/>
+              </w:rPr>
+            </w:pPr>
             <w:r>
               <w:rPr>
                 <w:rFonts w:hint="eastAsia"/>
@@ -12211,6 +13088,11 @@
             <w:tcW w:w="2362" w:type="dxa"/>
           </w:tcPr>
           <w:p>
+            <w:pPr>
+              <w:rPr>
+                <w:rFonts w:hint="eastAsia"/>
+              </w:rPr>
+            </w:pPr>
             <w:proofErr w:type="spellStart"/>
             <w:r>
               <w:rPr>
@@ -12226,6 +13108,11 @@
             <w:tcW w:w="1602" w:type="dxa"/>
           </w:tcPr>
           <w:p>
+            <w:pPr>
+              <w:rPr>
+                <w:rFonts w:hint="eastAsia"/>
+              </w:rPr>
+            </w:pPr>
             <w:r>
               <w:rPr>
                 <w:rFonts w:hint="eastAsia"/>
@@ -12239,6 +13126,11 @@
             <w:tcW w:w="2552" w:type="dxa"/>
           </w:tcPr>
           <w:p>
+            <w:pPr>
+              <w:rPr>
+                <w:rFonts w:hint="eastAsia"/>
+              </w:rPr>
+            </w:pPr>
             <w:r>
               <w:rPr>
                 <w:rFonts w:hint="eastAsia"/>
@@ -12252,6 +13144,11 @@
             <w:tcW w:w="2940" w:type="dxa"/>
           </w:tcPr>
           <w:p>
+            <w:pPr>
+              <w:rPr>
+                <w:rFonts w:hint="eastAsia"/>
+              </w:rPr>
+            </w:pPr>
             <w:r>
               <w:rPr>
                 <w:rFonts w:hint="eastAsia"/>
@@ -12270,6 +13167,11 @@
             <w:tcW w:w="2362" w:type="dxa"/>
           </w:tcPr>
           <w:p>
+            <w:pPr>
+              <w:rPr>
+                <w:rFonts w:hint="eastAsia"/>
+              </w:rPr>
+            </w:pPr>
             <w:proofErr w:type="spellStart"/>
             <w:r>
               <w:rPr>
@@ -12285,6 +13187,11 @@
             <w:tcW w:w="1602" w:type="dxa"/>
           </w:tcPr>
           <w:p>
+            <w:pPr>
+              <w:rPr>
+                <w:rFonts w:hint="eastAsia"/>
+              </w:rPr>
+            </w:pPr>
             <w:r>
               <w:rPr>
                 <w:rFonts w:hint="eastAsia"/>
@@ -12298,6 +13205,11 @@
             <w:tcW w:w="2552" w:type="dxa"/>
           </w:tcPr>
           <w:p>
+            <w:pPr>
+              <w:rPr>
+                <w:rFonts w:hint="eastAsia"/>
+              </w:rPr>
+            </w:pPr>
             <w:r>
               <w:rPr>
                 <w:rFonts w:hint="eastAsia"/>
@@ -12311,6 +13223,11 @@
             <w:tcW w:w="2940" w:type="dxa"/>
           </w:tcPr>
           <w:p>
+            <w:pPr>
+              <w:rPr>
+                <w:rFonts w:hint="eastAsia"/>
+              </w:rPr>
+            </w:pPr>
             <w:r>
               <w:rPr>
                 <w:rFonts w:hint="eastAsia"/>
@@ -12321,7 +13238,13 @@
         </w:tc>
       </w:tr>
     </w:tbl>
-    <w:p/>
+    <w:p>
+      <w:pPr>
+        <w:rPr>
+          <w:rFonts w:hint="eastAsia"/>
+        </w:rPr>
+      </w:pPr>
+    </w:p>
     <w:p>
       <w:pPr>
         <w:rPr>
@@ -12336,6 +13259,9 @@
           <w:ilvl w:val="0"/>
           <w:numId w:val="13"/>
         </w:numPr>
+        <w:rPr>
+          <w:rFonts w:hint="eastAsia"/>
+        </w:rPr>
       </w:pPr>
       <w:r>
         <w:rPr>
@@ -12404,7 +13330,7 @@
           <w:p>
             <w:pPr>
               <w:rPr>
-                <w:rFonts w:ascii="Arial" w:hAnsi="Arial" w:cs="Arial" w:hint="eastAsia"/>
+                <w:rFonts w:ascii="Arial" w:hAnsi="Arial" w:cs="Arial"/>
               </w:rPr>
             </w:pPr>
             <w:r>
@@ -12435,6 +13361,11 @@
             <w:tcW w:w="2410" w:type="dxa"/>
           </w:tcPr>
           <w:p>
+            <w:pPr>
+              <w:rPr>
+                <w:rFonts w:hint="eastAsia"/>
+              </w:rPr>
+            </w:pPr>
             <w:r>
               <w:t>约束</w:t>
             </w:r>
@@ -12445,6 +13376,11 @@
             <w:tcW w:w="2940" w:type="dxa"/>
           </w:tcPr>
           <w:p>
+            <w:pPr>
+              <w:rPr>
+                <w:rFonts w:hint="eastAsia"/>
+              </w:rPr>
+            </w:pPr>
             <w:r>
               <w:t>备注</w:t>
             </w:r>
@@ -12460,6 +13396,11 @@
             <w:tcW w:w="2361" w:type="dxa"/>
           </w:tcPr>
           <w:p>
+            <w:pPr>
+              <w:rPr>
+                <w:rFonts w:hint="eastAsia"/>
+              </w:rPr>
+            </w:pPr>
             <w:proofErr w:type="spellStart"/>
             <w:r>
               <w:rPr>
@@ -12475,6 +13416,11 @@
             <w:tcW w:w="1745" w:type="dxa"/>
           </w:tcPr>
           <w:p>
+            <w:pPr>
+              <w:rPr>
+                <w:rFonts w:hint="eastAsia"/>
+              </w:rPr>
+            </w:pPr>
             <w:r>
               <w:rPr>
                 <w:rFonts w:hint="eastAsia"/>
@@ -12488,6 +13434,11 @@
             <w:tcW w:w="2410" w:type="dxa"/>
           </w:tcPr>
           <w:p>
+            <w:pPr>
+              <w:rPr>
+                <w:rFonts w:hint="eastAsia"/>
+              </w:rPr>
+            </w:pPr>
             <w:r>
               <w:rPr>
                 <w:rFonts w:hint="eastAsia"/>
@@ -12501,6 +13452,11 @@
             <w:tcW w:w="2940" w:type="dxa"/>
           </w:tcPr>
           <w:p>
+            <w:pPr>
+              <w:rPr>
+                <w:rFonts w:hint="eastAsia"/>
+              </w:rPr>
+            </w:pPr>
             <w:r>
               <w:rPr>
                 <w:rFonts w:hint="eastAsia"/>
@@ -12519,6 +13475,11 @@
             <w:tcW w:w="2361" w:type="dxa"/>
           </w:tcPr>
           <w:p>
+            <w:pPr>
+              <w:rPr>
+                <w:rFonts w:hint="eastAsia"/>
+              </w:rPr>
+            </w:pPr>
             <w:proofErr w:type="spellStart"/>
             <w:r>
               <w:rPr>
@@ -12534,6 +13495,11 @@
             <w:tcW w:w="1745" w:type="dxa"/>
           </w:tcPr>
           <w:p>
+            <w:pPr>
+              <w:rPr>
+                <w:rFonts w:hint="eastAsia"/>
+              </w:rPr>
+            </w:pPr>
             <w:r>
               <w:rPr>
                 <w:rFonts w:hint="eastAsia"/>
@@ -12547,6 +13513,11 @@
             <w:tcW w:w="2410" w:type="dxa"/>
           </w:tcPr>
           <w:p>
+            <w:pPr>
+              <w:rPr>
+                <w:rFonts w:hint="eastAsia"/>
+              </w:rPr>
+            </w:pPr>
             <w:r>
               <w:rPr>
                 <w:rFonts w:hint="eastAsia"/>
@@ -12560,6 +13531,11 @@
             <w:tcW w:w="2940" w:type="dxa"/>
           </w:tcPr>
           <w:p>
+            <w:pPr>
+              <w:rPr>
+                <w:rFonts w:hint="eastAsia"/>
+              </w:rPr>
+            </w:pPr>
             <w:r>
               <w:rPr>
                 <w:rFonts w:hint="eastAsia"/>
@@ -12592,6 +13568,11 @@
             <w:tcW w:w="2361" w:type="dxa"/>
           </w:tcPr>
           <w:p>
+            <w:pPr>
+              <w:rPr>
+                <w:rFonts w:hint="eastAsia"/>
+              </w:rPr>
+            </w:pPr>
             <w:proofErr w:type="spellStart"/>
             <w:r>
               <w:rPr>
@@ -12608,6 +13589,11 @@
             <w:tcW w:w="1745" w:type="dxa"/>
           </w:tcPr>
           <w:p>
+            <w:pPr>
+              <w:rPr>
+                <w:rFonts w:hint="eastAsia"/>
+              </w:rPr>
+            </w:pPr>
             <w:r>
               <w:rPr>
                 <w:rFonts w:hint="eastAsia"/>
@@ -12621,6 +13607,11 @@
             <w:tcW w:w="2410" w:type="dxa"/>
           </w:tcPr>
           <w:p>
+            <w:pPr>
+              <w:rPr>
+                <w:rFonts w:hint="eastAsia"/>
+              </w:rPr>
+            </w:pPr>
             <w:r>
               <w:rPr>
                 <w:rFonts w:hint="eastAsia"/>
@@ -12634,6 +13625,11 @@
             <w:tcW w:w="2940" w:type="dxa"/>
           </w:tcPr>
           <w:p>
+            <w:pPr>
+              <w:rPr>
+                <w:rFonts w:hint="eastAsia"/>
+              </w:rPr>
+            </w:pPr>
             <w:r>
               <w:rPr>
                 <w:rFonts w:hint="eastAsia"/>
@@ -12666,6 +13662,11 @@
             <w:tcW w:w="2361" w:type="dxa"/>
           </w:tcPr>
           <w:p>
+            <w:pPr>
+              <w:rPr>
+                <w:rFonts w:hint="eastAsia"/>
+              </w:rPr>
+            </w:pPr>
             <w:proofErr w:type="spellStart"/>
             <w:r>
               <w:rPr>
@@ -12681,6 +13682,11 @@
             <w:tcW w:w="1745" w:type="dxa"/>
           </w:tcPr>
           <w:p>
+            <w:pPr>
+              <w:rPr>
+                <w:rFonts w:hint="eastAsia"/>
+              </w:rPr>
+            </w:pPr>
             <w:r>
               <w:rPr>
                 <w:rFonts w:hint="eastAsia"/>
@@ -12694,6 +13700,11 @@
             <w:tcW w:w="2410" w:type="dxa"/>
           </w:tcPr>
           <w:p>
+            <w:pPr>
+              <w:rPr>
+                <w:rFonts w:hint="eastAsia"/>
+              </w:rPr>
+            </w:pPr>
             <w:r>
               <w:rPr>
                 <w:rFonts w:hint="eastAsia"/>
@@ -12707,6 +13718,11 @@
             <w:tcW w:w="2940" w:type="dxa"/>
           </w:tcPr>
           <w:p>
+            <w:pPr>
+              <w:rPr>
+                <w:rFonts w:hint="eastAsia"/>
+              </w:rPr>
+            </w:pPr>
             <w:r>
               <w:rPr>
                 <w:rFonts w:hint="eastAsia"/>
@@ -12725,6 +13741,11 @@
             <w:tcW w:w="2361" w:type="dxa"/>
           </w:tcPr>
           <w:p>
+            <w:pPr>
+              <w:rPr>
+                <w:rFonts w:hint="eastAsia"/>
+              </w:rPr>
+            </w:pPr>
             <w:proofErr w:type="spellStart"/>
             <w:r>
               <w:rPr>
@@ -12740,6 +13761,11 @@
             <w:tcW w:w="1745" w:type="dxa"/>
           </w:tcPr>
           <w:p>
+            <w:pPr>
+              <w:rPr>
+                <w:rFonts w:hint="eastAsia"/>
+              </w:rPr>
+            </w:pPr>
             <w:r>
               <w:rPr>
                 <w:rFonts w:hint="eastAsia"/>
@@ -12753,6 +13779,11 @@
             <w:tcW w:w="2410" w:type="dxa"/>
           </w:tcPr>
           <w:p>
+            <w:pPr>
+              <w:rPr>
+                <w:rFonts w:hint="eastAsia"/>
+              </w:rPr>
+            </w:pPr>
             <w:r>
               <w:rPr>
                 <w:rFonts w:hint="eastAsia"/>
@@ -12766,6 +13797,11 @@
             <w:tcW w:w="2940" w:type="dxa"/>
           </w:tcPr>
           <w:p>
+            <w:pPr>
+              <w:rPr>
+                <w:rFonts w:hint="eastAsia"/>
+              </w:rPr>
+            </w:pPr>
             <w:r>
               <w:rPr>
                 <w:rFonts w:hint="eastAsia"/>
@@ -12776,8 +13812,20 @@
         </w:tc>
       </w:tr>
     </w:tbl>
-    <w:p/>
-    <w:p/>
+    <w:p>
+      <w:pPr>
+        <w:rPr>
+          <w:rFonts w:hint="eastAsia"/>
+        </w:rPr>
+      </w:pPr>
+    </w:p>
+    <w:p>
+      <w:pPr>
+        <w:rPr>
+          <w:rFonts w:hint="eastAsia"/>
+        </w:rPr>
+      </w:pPr>
+    </w:p>
     <w:p>
       <w:pPr>
         <w:rPr>
@@ -12792,6 +13840,9 @@
           <w:ilvl w:val="0"/>
           <w:numId w:val="13"/>
         </w:numPr>
+        <w:rPr>
+          <w:rFonts w:hint="eastAsia"/>
+        </w:rPr>
       </w:pPr>
       <w:r>
         <w:t>人脸数据表 (</w:t>
@@ -12845,7 +13896,7 @@
           <w:p>
             <w:pPr>
               <w:rPr>
-                <w:rFonts w:ascii="Arial" w:hAnsi="Arial" w:cs="Arial" w:hint="eastAsia"/>
+                <w:rFonts w:ascii="Arial" w:hAnsi="Arial" w:cs="Arial"/>
               </w:rPr>
             </w:pPr>
             <w:r>
@@ -12876,6 +13927,11 @@
             <w:tcW w:w="2364" w:type="dxa"/>
           </w:tcPr>
           <w:p>
+            <w:pPr>
+              <w:rPr>
+                <w:rFonts w:hint="eastAsia"/>
+              </w:rPr>
+            </w:pPr>
             <w:r>
               <w:t>约束</w:t>
             </w:r>
@@ -12886,6 +13942,11 @@
             <w:tcW w:w="2364" w:type="dxa"/>
           </w:tcPr>
           <w:p>
+            <w:pPr>
+              <w:rPr>
+                <w:rFonts w:hint="eastAsia"/>
+              </w:rPr>
+            </w:pPr>
             <w:r>
               <w:t>备注</w:t>
             </w:r>
@@ -12901,6 +13962,11 @@
             <w:tcW w:w="2364" w:type="dxa"/>
           </w:tcPr>
           <w:p>
+            <w:pPr>
+              <w:rPr>
+                <w:rFonts w:hint="eastAsia"/>
+              </w:rPr>
+            </w:pPr>
             <w:proofErr w:type="spellStart"/>
             <w:r>
               <w:rPr>
@@ -12916,6 +13982,11 @@
             <w:tcW w:w="2364" w:type="dxa"/>
           </w:tcPr>
           <w:p>
+            <w:pPr>
+              <w:rPr>
+                <w:rFonts w:hint="eastAsia"/>
+              </w:rPr>
+            </w:pPr>
             <w:r>
               <w:rPr>
                 <w:rFonts w:hint="eastAsia"/>
@@ -12929,6 +14000,11 @@
             <w:tcW w:w="2364" w:type="dxa"/>
           </w:tcPr>
           <w:p>
+            <w:pPr>
+              <w:rPr>
+                <w:rFonts w:hint="eastAsia"/>
+              </w:rPr>
+            </w:pPr>
             <w:r>
               <w:rPr>
                 <w:rFonts w:hint="eastAsia"/>
@@ -12942,6 +14018,11 @@
             <w:tcW w:w="2364" w:type="dxa"/>
           </w:tcPr>
           <w:p>
+            <w:pPr>
+              <w:rPr>
+                <w:rFonts w:hint="eastAsia"/>
+              </w:rPr>
+            </w:pPr>
             <w:r>
               <w:rPr>
                 <w:rFonts w:hint="eastAsia"/>
@@ -12960,6 +14041,11 @@
             <w:tcW w:w="2364" w:type="dxa"/>
           </w:tcPr>
           <w:p>
+            <w:pPr>
+              <w:rPr>
+                <w:rFonts w:hint="eastAsia"/>
+              </w:rPr>
+            </w:pPr>
             <w:proofErr w:type="spellStart"/>
             <w:r>
               <w:rPr>
@@ -12975,6 +14061,11 @@
             <w:tcW w:w="2364" w:type="dxa"/>
           </w:tcPr>
           <w:p>
+            <w:pPr>
+              <w:rPr>
+                <w:rFonts w:hint="eastAsia"/>
+              </w:rPr>
+            </w:pPr>
             <w:r>
               <w:rPr>
                 <w:rFonts w:hint="eastAsia"/>
@@ -12988,6 +14079,11 @@
             <w:tcW w:w="2364" w:type="dxa"/>
           </w:tcPr>
           <w:p>
+            <w:pPr>
+              <w:rPr>
+                <w:rFonts w:hint="eastAsia"/>
+              </w:rPr>
+            </w:pPr>
             <w:r>
               <w:rPr>
                 <w:rFonts w:hint="eastAsia"/>
@@ -13001,6 +14097,11 @@
             <w:tcW w:w="2364" w:type="dxa"/>
           </w:tcPr>
           <w:p>
+            <w:pPr>
+              <w:rPr>
+                <w:rFonts w:hint="eastAsia"/>
+              </w:rPr>
+            </w:pPr>
             <w:r>
               <w:rPr>
                 <w:rFonts w:hint="eastAsia"/>
@@ -13033,6 +14134,11 @@
             <w:tcW w:w="2364" w:type="dxa"/>
           </w:tcPr>
           <w:p>
+            <w:pPr>
+              <w:rPr>
+                <w:rFonts w:hint="eastAsia"/>
+              </w:rPr>
+            </w:pPr>
             <w:proofErr w:type="spellStart"/>
             <w:r>
               <w:rPr>
@@ -13048,6 +14154,11 @@
             <w:tcW w:w="2364" w:type="dxa"/>
           </w:tcPr>
           <w:p>
+            <w:pPr>
+              <w:rPr>
+                <w:rFonts w:hint="eastAsia"/>
+              </w:rPr>
+            </w:pPr>
             <w:r>
               <w:rPr>
                 <w:rFonts w:hint="eastAsia"/>
@@ -13061,6 +14172,11 @@
             <w:tcW w:w="2364" w:type="dxa"/>
           </w:tcPr>
           <w:p>
+            <w:pPr>
+              <w:rPr>
+                <w:rFonts w:hint="eastAsia"/>
+              </w:rPr>
+            </w:pPr>
             <w:r>
               <w:rPr>
                 <w:rFonts w:hint="eastAsia"/>
@@ -13074,6 +14190,11 @@
             <w:tcW w:w="2364" w:type="dxa"/>
           </w:tcPr>
           <w:p>
+            <w:pPr>
+              <w:rPr>
+                <w:rFonts w:hint="eastAsia"/>
+              </w:rPr>
+            </w:pPr>
             <w:r>
               <w:rPr>
                 <w:rFonts w:hint="eastAsia"/>
@@ -13092,6 +14213,11 @@
             <w:tcW w:w="2364" w:type="dxa"/>
           </w:tcPr>
           <w:p>
+            <w:pPr>
+              <w:rPr>
+                <w:rFonts w:hint="eastAsia"/>
+              </w:rPr>
+            </w:pPr>
             <w:proofErr w:type="spellStart"/>
             <w:r>
               <w:rPr>
@@ -13107,6 +14233,11 @@
             <w:tcW w:w="2364" w:type="dxa"/>
           </w:tcPr>
           <w:p>
+            <w:pPr>
+              <w:rPr>
+                <w:rFonts w:hint="eastAsia"/>
+              </w:rPr>
+            </w:pPr>
             <w:r>
               <w:rPr>
                 <w:rFonts w:hint="eastAsia"/>
@@ -13120,6 +14251,11 @@
             <w:tcW w:w="2364" w:type="dxa"/>
           </w:tcPr>
           <w:p>
+            <w:pPr>
+              <w:rPr>
+                <w:rFonts w:hint="eastAsia"/>
+              </w:rPr>
+            </w:pPr>
             <w:r>
               <w:rPr>
                 <w:rFonts w:hint="eastAsia"/>
@@ -13133,6 +14269,11 @@
             <w:tcW w:w="2364" w:type="dxa"/>
           </w:tcPr>
           <w:p>
+            <w:pPr>
+              <w:rPr>
+                <w:rFonts w:hint="eastAsia"/>
+              </w:rPr>
+            </w:pPr>
             <w:r>
               <w:rPr>
                 <w:rFonts w:hint="eastAsia"/>
@@ -13151,6 +14292,11 @@
             <w:tcW w:w="2364" w:type="dxa"/>
           </w:tcPr>
           <w:p>
+            <w:pPr>
+              <w:rPr>
+                <w:rFonts w:hint="eastAsia"/>
+              </w:rPr>
+            </w:pPr>
             <w:proofErr w:type="spellStart"/>
             <w:r>
               <w:rPr>
@@ -13166,6 +14312,11 @@
             <w:tcW w:w="2364" w:type="dxa"/>
           </w:tcPr>
           <w:p>
+            <w:pPr>
+              <w:rPr>
+                <w:rFonts w:hint="eastAsia"/>
+              </w:rPr>
+            </w:pPr>
             <w:r>
               <w:rPr>
                 <w:rFonts w:hint="eastAsia"/>
@@ -13179,6 +14330,11 @@
             <w:tcW w:w="2364" w:type="dxa"/>
           </w:tcPr>
           <w:p>
+            <w:pPr>
+              <w:rPr>
+                <w:rFonts w:hint="eastAsia"/>
+              </w:rPr>
+            </w:pPr>
             <w:r>
               <w:rPr>
                 <w:rFonts w:hint="eastAsia"/>
@@ -13192,6 +14348,11 @@
             <w:tcW w:w="2364" w:type="dxa"/>
           </w:tcPr>
           <w:p>
+            <w:pPr>
+              <w:rPr>
+                <w:rFonts w:hint="eastAsia"/>
+              </w:rPr>
+            </w:pPr>
             <w:r>
               <w:rPr>
                 <w:rFonts w:hint="eastAsia"/>
@@ -13210,15 +14371,69 @@
         </w:tc>
       </w:tr>
     </w:tbl>
-    <w:p/>
-    <w:p/>
-    <w:p/>
-    <w:p/>
-    <w:p/>
-    <w:p/>
-    <w:p/>
-    <w:p/>
-    <w:p/>
+    <w:p>
+      <w:pPr>
+        <w:rPr>
+          <w:rFonts w:hint="eastAsia"/>
+        </w:rPr>
+      </w:pPr>
+    </w:p>
+    <w:p>
+      <w:pPr>
+        <w:rPr>
+          <w:rFonts w:hint="eastAsia"/>
+        </w:rPr>
+      </w:pPr>
+    </w:p>
+    <w:p>
+      <w:pPr>
+        <w:rPr>
+          <w:rFonts w:hint="eastAsia"/>
+        </w:rPr>
+      </w:pPr>
+    </w:p>
+    <w:p>
+      <w:pPr>
+        <w:rPr>
+          <w:rFonts w:hint="eastAsia"/>
+        </w:rPr>
+      </w:pPr>
+    </w:p>
+    <w:p>
+      <w:pPr>
+        <w:rPr>
+          <w:rFonts w:hint="eastAsia"/>
+        </w:rPr>
+      </w:pPr>
+    </w:p>
+    <w:p>
+      <w:pPr>
+        <w:rPr>
+          <w:rFonts w:hint="eastAsia"/>
+        </w:rPr>
+      </w:pPr>
+    </w:p>
+    <w:p>
+      <w:pPr>
+        <w:rPr>
+          <w:rFonts w:hint="eastAsia"/>
+        </w:rPr>
+      </w:pPr>
+    </w:p>
+    <w:p>
+      <w:pPr>
+        <w:rPr>
+          <w:rFonts w:hint="eastAsia"/>
+        </w:rPr>
+      </w:pPr>
+    </w:p>
+    <w:p>
+      <w:pPr>
+        <w:rPr>
+          <w:rFonts w:hint="eastAsia"/>
+        </w:rPr>
+      </w:pPr>
+    </w:p>
     <w:p>
       <w:pPr>
         <w:rPr>
@@ -16613,6 +17828,7 @@
   <w:style w:type="character" w:default="1" w:styleId="a0">
     <w:name w:val="Default Paragraph Font"/>
     <w:uiPriority w:val="1"/>
+    <w:semiHidden/>
     <w:unhideWhenUsed/>
   </w:style>
   <w:style w:type="table" w:default="1" w:styleId="a1">
